--- a/Fall 2025/Controls Lab/Lab 2/Lab2.docx
+++ b/Fall 2025/Controls Lab/Lab 2/Lab2.docx
@@ -1930,7 +1930,7 @@
           <w:iCs/>
           <w:color w:val="000000" w:themeColor="text1"/>
         </w:rPr>
-        <w:t>Ackermann Method</w:t>
+        <w:t>State Space Modeling</w:t>
       </w:r>
     </w:p>
     <w:p>
@@ -1938,84 +1938,22 @@
         <w:pStyle w:val="Text"/>
         <w:ind w:firstLine="0"/>
         <w:rPr>
-          <w:color w:val="EE0000"/>
-        </w:rPr>
-      </w:pPr>
-      <w:r>
-        <w:rPr>
-          <w:color w:val="000000" w:themeColor="text1"/>
-        </w:rPr>
-        <w:tab/>
-        <w:t>The Ackermann Method is a method for finding the PID gain constants using mathematical models. State-space models are generated from the transfer function of the system</w:t>
-      </w:r>
-      <w:r>
-        <w:rPr>
-          <w:color w:val="000000" w:themeColor="text1"/>
-        </w:rPr>
-        <w:t xml:space="preserve"> </w:t>
-      </w:r>
-      <w:r>
-        <w:rPr>
-          <w:color w:val="EE0000"/>
-        </w:rPr>
-        <w:t>finish this.</w:t>
-      </w:r>
-    </w:p>
-    <w:p>
-      <w:pPr>
-        <w:pStyle w:val="Text"/>
-        <w:ind w:firstLine="0"/>
-        <w:rPr>
-          <w:color w:val="000000" w:themeColor="text1"/>
-        </w:rPr>
-      </w:pPr>
-    </w:p>
-    <w:p>
-      <w:pPr>
-        <w:pStyle w:val="Text"/>
-        <w:ind w:firstLine="0"/>
+          <w:color w:val="000000" w:themeColor="text1"/>
+        </w:rPr>
+      </w:pPr>
+      <w:r>
         <w:rPr>
           <w:i/>
           <w:iCs/>
           <w:color w:val="000000" w:themeColor="text1"/>
         </w:rPr>
-      </w:pPr>
-      <w:r>
-        <w:rPr>
-          <w:i/>
-          <w:iCs/>
-          <w:color w:val="000000" w:themeColor="text1"/>
-        </w:rPr>
-        <w:t>State Space Modeling</w:t>
-      </w:r>
-    </w:p>
-    <w:p>
-      <w:pPr>
-        <w:pStyle w:val="Text"/>
-        <w:ind w:firstLine="0"/>
-        <w:rPr>
-          <w:color w:val="000000" w:themeColor="text1"/>
-        </w:rPr>
-      </w:pPr>
-      <w:r>
-        <w:rPr>
-          <w:i/>
-          <w:iCs/>
-          <w:color w:val="000000" w:themeColor="text1"/>
-        </w:rPr>
         <w:tab/>
       </w:r>
       <w:r>
         <w:rPr>
           <w:color w:val="000000" w:themeColor="text1"/>
         </w:rPr>
-        <w:t xml:space="preserve">State space modeling is a method of representing systems in </w:t>
-      </w:r>
-      <w:r>
-        <w:rPr>
-          <w:color w:val="000000" w:themeColor="text1"/>
-        </w:rPr>
-        <w:t xml:space="preserve">a way that makes it easy to perform calculations and observe their behaviors. It utilizes matrices to handle multiple inputs and outputs. The coefficients of the matrices come from the dynamics of the system. The general equation used relates the state </w:t>
+        <w:t xml:space="preserve">State space modeling is a method of representing systems in a way that makes it easy to perform calculations and observe their behaviors. It utilizes matrices to handle multiple inputs and outputs. The coefficients of the matrices come from the dynamics of the system. The general equation used relates the state </w:t>
       </w:r>
       <w:r>
         <w:rPr>
@@ -2185,23 +2123,6 @@
     <w:p>
       <w:pPr>
         <w:pStyle w:val="Text"/>
-        <w:rPr>
-          <w:color w:val="4472C4" w:themeColor="accent5"/>
-        </w:rPr>
-      </w:pPr>
-    </w:p>
-    <w:p>
-      <w:pPr>
-        <w:pStyle w:val="Heading1"/>
-      </w:pPr>
-      <w:r>
-        <w:t>Methods</w:t>
-      </w:r>
-    </w:p>
-    <w:p/>
-    <w:p>
-      <w:pPr>
-        <w:pStyle w:val="Text"/>
         <w:ind w:firstLine="0"/>
         <w:rPr>
           <w:i/>
@@ -2215,7 +2136,7 @@
           <w:iCs/>
           <w:color w:val="000000" w:themeColor="text1"/>
         </w:rPr>
-        <w:t>Hardware</w:t>
+        <w:t>Ackermann Method</w:t>
       </w:r>
     </w:p>
     <w:p>
@@ -2227,140 +2148,800 @@
         </w:rPr>
       </w:pPr>
       <w:r>
+        <w:rPr>
+          <w:color w:val="000000" w:themeColor="text1"/>
+        </w:rPr>
+        <w:tab/>
+        <w:t xml:space="preserve">The Ackermann Method is a method for finding the PID gain constants using mathematical models. </w:t>
+      </w:r>
+      <w:r>
+        <w:rPr>
+          <w:color w:val="000000" w:themeColor="text1"/>
+        </w:rPr>
+        <w:t>This method places the poles at specific, desired locations in the complex plane. This method uses a state-space representation of the system to find a vector K that contains all the feedback gains.</w:t>
+      </w:r>
+    </w:p>
+    <w:p>
+      <w:pPr>
+        <w:pStyle w:val="Text"/>
+        <w:ind w:firstLine="0"/>
+        <w:rPr>
+          <w:color w:val="000000" w:themeColor="text1"/>
+        </w:rPr>
+      </w:pPr>
+    </w:p>
+    <w:p>
+      <w:pPr>
+        <w:pStyle w:val="Text"/>
+        <w:ind w:firstLine="0"/>
+        <w:rPr>
+          <w:color w:val="000000" w:themeColor="text1"/>
+        </w:rPr>
+      </w:pPr>
+      <w:r>
+        <w:rPr>
+          <w:color w:val="000000" w:themeColor="text1"/>
+        </w:rPr>
+        <w:tab/>
+        <w:t xml:space="preserve">To place the poles at these locations, desired system response properties must be set. In this lab, a desired 2% Settling time </w:t>
+      </w:r>
+      <w:r>
+        <w:rPr>
+          <w:color w:val="000000" w:themeColor="text1"/>
+        </w:rPr>
+        <w:t>T</w:t>
+      </w:r>
+      <w:r>
+        <w:rPr>
+          <w:color w:val="000000" w:themeColor="text1"/>
+          <w:vertAlign w:val="subscript"/>
+        </w:rPr>
+        <w:t>s</w:t>
+      </w:r>
+      <w:r>
+        <w:rPr>
+          <w:color w:val="000000" w:themeColor="text1"/>
+        </w:rPr>
+        <w:t xml:space="preserve"> </w:t>
+      </w:r>
+      <w:r>
+        <w:rPr>
+          <w:color w:val="000000" w:themeColor="text1"/>
+        </w:rPr>
+        <w:t>and</w:t>
+      </w:r>
+      <w:r>
+        <w:rPr>
+          <w:color w:val="000000" w:themeColor="text1"/>
+        </w:rPr>
+        <w:t xml:space="preserve"> overshoot P.O. were set. These parameters can be used to find the desired dampening ratio ζ, the desired natural frequency </w:t>
+      </w:r>
+      <w:r>
+        <w:rPr>
+          <w:color w:val="000000" w:themeColor="text1"/>
+        </w:rPr>
+        <w:t>ω</w:t>
+      </w:r>
+      <w:r>
+        <w:rPr>
+          <w:color w:val="000000" w:themeColor="text1"/>
+          <w:vertAlign w:val="subscript"/>
+        </w:rPr>
+        <w:t>n</w:t>
+      </w:r>
+      <w:r>
+        <w:rPr>
+          <w:color w:val="000000" w:themeColor="text1"/>
+        </w:rPr>
+        <w:t xml:space="preserve">, and the desired damped frequency </w:t>
+      </w:r>
+      <w:r>
+        <w:rPr>
+          <w:color w:val="000000" w:themeColor="text1"/>
+        </w:rPr>
+        <w:t>ω</w:t>
+      </w:r>
+      <w:r>
+        <w:rPr>
+          <w:color w:val="000000" w:themeColor="text1"/>
+          <w:vertAlign w:val="subscript"/>
+        </w:rPr>
+        <w:t>d</w:t>
+      </w:r>
+      <w:r>
+        <w:rPr>
+          <w:color w:val="000000" w:themeColor="text1"/>
+        </w:rPr>
+        <w:t xml:space="preserve"> as shown in (8-10).</w:t>
+      </w:r>
+    </w:p>
+    <w:p>
+      <w:pPr>
+        <w:pStyle w:val="Text"/>
+        <w:ind w:firstLine="0"/>
+        <w:rPr>
+          <w:color w:val="000000" w:themeColor="text1"/>
+        </w:rPr>
+      </w:pPr>
+    </w:p>
+    <w:p>
+      <w:pPr>
+        <w:pStyle w:val="Text"/>
+        <w:ind w:firstLine="0"/>
+        <w:rPr>
+          <w:color w:val="000000" w:themeColor="text1"/>
+        </w:rPr>
+      </w:pPr>
+    </w:p>
+    <w:tbl>
+      <w:tblPr>
+        <w:tblStyle w:val="TableGrid"/>
+        <w:tblW w:w="0" w:type="auto"/>
+        <w:tblBorders>
+          <w:top w:val="none" w:sz="0" w:space="0" w:color="auto"/>
+          <w:left w:val="none" w:sz="0" w:space="0" w:color="auto"/>
+          <w:bottom w:val="none" w:sz="0" w:space="0" w:color="auto"/>
+          <w:right w:val="none" w:sz="0" w:space="0" w:color="auto"/>
+          <w:insideH w:val="none" w:sz="0" w:space="0" w:color="auto"/>
+          <w:insideV w:val="none" w:sz="0" w:space="0" w:color="auto"/>
+        </w:tblBorders>
+        <w:tblLook w:val="04A0" w:firstRow="1" w:lastRow="0" w:firstColumn="1" w:lastColumn="0" w:noHBand="0" w:noVBand="1"/>
+      </w:tblPr>
+      <w:tblGrid>
+        <w:gridCol w:w="4314"/>
+        <w:gridCol w:w="474"/>
+      </w:tblGrid>
+      <w:tr>
+        <w:tc>
+          <w:tcPr>
+            <w:tcW w:w="4314" w:type="dxa"/>
+          </w:tcPr>
+          <w:p>
+            <w:pPr>
+              <w:pStyle w:val="Text"/>
+              <w:ind w:firstLine="0"/>
+            </w:pPr>
+            <m:oMathPara>
+              <m:oMath>
+                <m:r>
+                  <w:rPr>
+                    <w:rFonts w:ascii="Cambria Math" w:hAnsi="Cambria Math"/>
+                  </w:rPr>
+                  <m:t>ζ=</m:t>
+                </m:r>
+                <m:rad>
+                  <m:radPr>
+                    <m:degHide m:val="1"/>
+                    <m:ctrlPr>
+                      <w:rPr>
+                        <w:rFonts w:ascii="Cambria Math" w:hAnsi="Cambria Math"/>
+                        <w:i/>
+                      </w:rPr>
+                    </m:ctrlPr>
+                  </m:radPr>
+                  <m:deg/>
+                  <m:e>
+                    <m:f>
+                      <m:fPr>
+                        <m:ctrlPr>
+                          <w:rPr>
+                            <w:rFonts w:ascii="Cambria Math" w:hAnsi="Cambria Math"/>
+                            <w:i/>
+                          </w:rPr>
+                        </m:ctrlPr>
+                      </m:fPr>
+                      <m:num>
+                        <m:sSup>
+                          <m:sSupPr>
+                            <m:ctrlPr>
+                              <w:rPr>
+                                <w:rFonts w:ascii="Cambria Math" w:hAnsi="Cambria Math"/>
+                                <w:i/>
+                              </w:rPr>
+                            </m:ctrlPr>
+                          </m:sSupPr>
+                          <m:e>
+                            <m:r>
+                              <w:rPr>
+                                <w:rFonts w:ascii="Cambria Math" w:hAnsi="Cambria Math"/>
+                              </w:rPr>
+                              <m:t>(</m:t>
+                            </m:r>
+                            <m:r>
+                              <m:rPr>
+                                <m:sty m:val="p"/>
+                              </m:rPr>
+                              <w:rPr>
+                                <w:rFonts w:ascii="Cambria Math" w:hAnsi="Cambria Math"/>
+                              </w:rPr>
+                              <m:t>ln⁡</m:t>
+                            </m:r>
+                            <m:r>
+                              <w:rPr>
+                                <w:rFonts w:ascii="Cambria Math" w:hAnsi="Cambria Math"/>
+                              </w:rPr>
+                              <m:t>(</m:t>
+                            </m:r>
+                            <m:f>
+                              <m:fPr>
+                                <m:ctrlPr>
+                                  <w:rPr>
+                                    <w:rFonts w:ascii="Cambria Math" w:hAnsi="Cambria Math"/>
+                                    <w:i/>
+                                  </w:rPr>
+                                </m:ctrlPr>
+                              </m:fPr>
+                              <m:num>
+                                <m:r>
+                                  <w:rPr>
+                                    <w:rFonts w:ascii="Cambria Math" w:hAnsi="Cambria Math"/>
+                                  </w:rPr>
+                                  <m:t>P.O.</m:t>
+                                </m:r>
+                              </m:num>
+                              <m:den>
+                                <m:r>
+                                  <w:rPr>
+                                    <w:rFonts w:ascii="Cambria Math" w:hAnsi="Cambria Math"/>
+                                  </w:rPr>
+                                  <m:t>100</m:t>
+                                </m:r>
+                              </m:den>
+                            </m:f>
+                            <m:r>
+                              <w:rPr>
+                                <w:rFonts w:ascii="Cambria Math" w:hAnsi="Cambria Math"/>
+                              </w:rPr>
+                              <m:t>)</m:t>
+                            </m:r>
+                          </m:e>
+                          <m:sup>
+                            <m:r>
+                              <w:rPr>
+                                <w:rFonts w:ascii="Cambria Math" w:hAnsi="Cambria Math"/>
+                              </w:rPr>
+                              <m:t>2</m:t>
+                            </m:r>
+                          </m:sup>
+                        </m:sSup>
+                      </m:num>
+                      <m:den>
+                        <m:sSup>
+                          <m:sSupPr>
+                            <m:ctrlPr>
+                              <w:rPr>
+                                <w:rFonts w:ascii="Cambria Math" w:hAnsi="Cambria Math"/>
+                                <w:i/>
+                              </w:rPr>
+                            </m:ctrlPr>
+                          </m:sSupPr>
+                          <m:e>
+                            <m:r>
+                              <w:rPr>
+                                <w:rFonts w:ascii="Cambria Math" w:hAnsi="Cambria Math"/>
+                              </w:rPr>
+                              <m:t>π</m:t>
+                            </m:r>
+                          </m:e>
+                          <m:sup>
+                            <m:r>
+                              <w:rPr>
+                                <w:rFonts w:ascii="Cambria Math" w:hAnsi="Cambria Math"/>
+                              </w:rPr>
+                              <m:t>2</m:t>
+                            </m:r>
+                          </m:sup>
+                        </m:sSup>
+                        <m:r>
+                          <w:rPr>
+                            <w:rFonts w:ascii="Cambria Math" w:hAnsi="Cambria Math"/>
+                          </w:rPr>
+                          <m:t xml:space="preserve">+ </m:t>
+                        </m:r>
+                        <m:sSup>
+                          <m:sSupPr>
+                            <m:ctrlPr>
+                              <w:rPr>
+                                <w:rFonts w:ascii="Cambria Math" w:hAnsi="Cambria Math"/>
+                                <w:i/>
+                              </w:rPr>
+                            </m:ctrlPr>
+                          </m:sSupPr>
+                          <m:e>
+                            <m:r>
+                              <w:rPr>
+                                <w:rFonts w:ascii="Cambria Math" w:hAnsi="Cambria Math"/>
+                              </w:rPr>
+                              <m:t>(</m:t>
+                            </m:r>
+                            <m:r>
+                              <m:rPr>
+                                <m:sty m:val="p"/>
+                              </m:rPr>
+                              <w:rPr>
+                                <w:rFonts w:ascii="Cambria Math" w:hAnsi="Cambria Math"/>
+                              </w:rPr>
+                              <m:t>ln⁡</m:t>
+                            </m:r>
+                            <m:r>
+                              <w:rPr>
+                                <w:rFonts w:ascii="Cambria Math" w:hAnsi="Cambria Math"/>
+                              </w:rPr>
+                              <m:t>(</m:t>
+                            </m:r>
+                            <m:f>
+                              <m:fPr>
+                                <m:ctrlPr>
+                                  <w:rPr>
+                                    <w:rFonts w:ascii="Cambria Math" w:hAnsi="Cambria Math"/>
+                                    <w:i/>
+                                  </w:rPr>
+                                </m:ctrlPr>
+                              </m:fPr>
+                              <m:num>
+                                <m:r>
+                                  <w:rPr>
+                                    <w:rFonts w:ascii="Cambria Math" w:hAnsi="Cambria Math"/>
+                                  </w:rPr>
+                                  <m:t>P.O.</m:t>
+                                </m:r>
+                              </m:num>
+                              <m:den>
+                                <m:r>
+                                  <w:rPr>
+                                    <w:rFonts w:ascii="Cambria Math" w:hAnsi="Cambria Math"/>
+                                  </w:rPr>
+                                  <m:t>100</m:t>
+                                </m:r>
+                              </m:den>
+                            </m:f>
+                            <m:r>
+                              <w:rPr>
+                                <w:rFonts w:ascii="Cambria Math" w:hAnsi="Cambria Math"/>
+                              </w:rPr>
+                              <m:t>)</m:t>
+                            </m:r>
+                          </m:e>
+                          <m:sup>
+                            <m:r>
+                              <w:rPr>
+                                <w:rFonts w:ascii="Cambria Math" w:hAnsi="Cambria Math"/>
+                              </w:rPr>
+                              <m:t>2</m:t>
+                            </m:r>
+                          </m:sup>
+                        </m:sSup>
+                      </m:den>
+                    </m:f>
+                  </m:e>
+                </m:rad>
+              </m:oMath>
+            </m:oMathPara>
+          </w:p>
+        </w:tc>
+        <w:tc>
+          <w:tcPr>
+            <w:tcW w:w="474" w:type="dxa"/>
+          </w:tcPr>
+          <w:p>
+            <w:pPr>
+              <w:pStyle w:val="Text"/>
+              <w:ind w:firstLine="0"/>
+            </w:pPr>
+            <w:r>
+              <w:t>(</w:t>
+            </w:r>
+            <w:r>
+              <w:t>8</w:t>
+            </w:r>
+            <w:r>
+              <w:t>)</w:t>
+            </w:r>
+          </w:p>
+        </w:tc>
+      </w:tr>
+    </w:tbl>
+    <w:p>
+      <w:pPr>
+        <w:pStyle w:val="Text"/>
+        <w:ind w:firstLine="0"/>
+        <w:rPr>
+          <w:color w:val="EE0000"/>
+        </w:rPr>
+      </w:pPr>
+    </w:p>
+    <w:p>
+      <w:pPr>
+        <w:pStyle w:val="Text"/>
+        <w:rPr>
+          <w:color w:val="4472C4" w:themeColor="accent5"/>
+        </w:rPr>
+      </w:pPr>
+    </w:p>
+    <w:tbl>
+      <w:tblPr>
+        <w:tblStyle w:val="TableGrid"/>
+        <w:tblW w:w="0" w:type="auto"/>
+        <w:tblBorders>
+          <w:top w:val="none" w:sz="0" w:space="0" w:color="auto"/>
+          <w:left w:val="none" w:sz="0" w:space="0" w:color="auto"/>
+          <w:bottom w:val="none" w:sz="0" w:space="0" w:color="auto"/>
+          <w:right w:val="none" w:sz="0" w:space="0" w:color="auto"/>
+          <w:insideH w:val="none" w:sz="0" w:space="0" w:color="auto"/>
+          <w:insideV w:val="none" w:sz="0" w:space="0" w:color="auto"/>
+        </w:tblBorders>
+        <w:tblLook w:val="04A0" w:firstRow="1" w:lastRow="0" w:firstColumn="1" w:lastColumn="0" w:noHBand="0" w:noVBand="1"/>
+      </w:tblPr>
+      <w:tblGrid>
+        <w:gridCol w:w="4314"/>
+        <w:gridCol w:w="550"/>
+      </w:tblGrid>
+      <w:tr>
+        <w:tc>
+          <w:tcPr>
+            <w:tcW w:w="4314" w:type="dxa"/>
+          </w:tcPr>
+          <w:p>
+            <w:pPr>
+              <w:pStyle w:val="Text"/>
+              <w:ind w:firstLine="0"/>
+            </w:pPr>
+            <m:oMathPara>
+              <m:oMath>
+                <m:sSub>
+                  <m:sSubPr>
+                    <m:ctrlPr>
+                      <w:rPr>
+                        <w:rFonts w:ascii="Cambria Math" w:hAnsi="Cambria Math"/>
+                        <w:i/>
+                      </w:rPr>
+                    </m:ctrlPr>
+                  </m:sSubPr>
+                  <m:e>
+                    <m:r>
+                      <w:rPr>
+                        <w:rFonts w:ascii="Cambria Math" w:hAnsi="Cambria Math"/>
+                      </w:rPr>
+                      <m:t>ω</m:t>
+                    </m:r>
+                  </m:e>
+                  <m:sub>
+                    <m:r>
+                      <w:rPr>
+                        <w:rFonts w:ascii="Cambria Math" w:hAnsi="Cambria Math"/>
+                      </w:rPr>
+                      <m:t>n</m:t>
+                    </m:r>
+                  </m:sub>
+                </m:sSub>
+                <m:r>
+                  <w:rPr>
+                    <w:rFonts w:ascii="Cambria Math" w:hAnsi="Cambria Math"/>
+                  </w:rPr>
+                  <m:t>=</m:t>
+                </m:r>
+                <m:f>
+                  <m:fPr>
+                    <m:ctrlPr>
+                      <w:rPr>
+                        <w:rFonts w:ascii="Cambria Math" w:hAnsi="Cambria Math"/>
+                        <w:i/>
+                      </w:rPr>
+                    </m:ctrlPr>
+                  </m:fPr>
+                  <m:num>
+                    <m:r>
+                      <w:rPr>
+                        <w:rFonts w:ascii="Cambria Math" w:hAnsi="Cambria Math"/>
+                      </w:rPr>
+                      <m:t>4</m:t>
+                    </m:r>
+                  </m:num>
+                  <m:den>
+                    <m:r>
+                      <w:rPr>
+                        <w:rFonts w:ascii="Cambria Math" w:hAnsi="Cambria Math"/>
+                      </w:rPr>
+                      <m:t>ζ</m:t>
+                    </m:r>
+                    <m:sSub>
+                      <m:sSubPr>
+                        <m:ctrlPr>
+                          <w:rPr>
+                            <w:rFonts w:ascii="Cambria Math" w:hAnsi="Cambria Math"/>
+                            <w:i/>
+                          </w:rPr>
+                        </m:ctrlPr>
+                      </m:sSubPr>
+                      <m:e>
+                        <m:r>
+                          <w:rPr>
+                            <w:rFonts w:ascii="Cambria Math" w:hAnsi="Cambria Math"/>
+                          </w:rPr>
+                          <m:t>T</m:t>
+                        </m:r>
+                      </m:e>
+                      <m:sub>
+                        <m:r>
+                          <w:rPr>
+                            <w:rFonts w:ascii="Cambria Math" w:hAnsi="Cambria Math"/>
+                          </w:rPr>
+                          <m:t>s</m:t>
+                        </m:r>
+                      </m:sub>
+                    </m:sSub>
+                  </m:den>
+                </m:f>
+              </m:oMath>
+            </m:oMathPara>
+          </w:p>
+        </w:tc>
+        <w:tc>
+          <w:tcPr>
+            <w:tcW w:w="474" w:type="dxa"/>
+          </w:tcPr>
+          <w:p>
+            <w:pPr>
+              <w:pStyle w:val="Text"/>
+              <w:ind w:firstLine="0"/>
+            </w:pPr>
+            <w:r>
+              <w:t>(</w:t>
+            </w:r>
+            <w:r>
+              <w:t>9</w:t>
+            </w:r>
+            <w:r>
+              <w:t>)</w:t>
+            </w:r>
+          </w:p>
+        </w:tc>
+      </w:tr>
+      <w:tr>
+        <w:tc>
+          <w:tcPr>
+            <w:tcW w:w="4314" w:type="dxa"/>
+          </w:tcPr>
+          <w:p>
+            <w:pPr>
+              <w:pStyle w:val="Text"/>
+              <w:ind w:firstLine="0"/>
+            </w:pPr>
+          </w:p>
+          <w:p>
+            <w:pPr>
+              <w:pStyle w:val="Text"/>
+              <w:ind w:firstLine="0"/>
+            </w:pPr>
+          </w:p>
+        </w:tc>
+        <w:tc>
+          <w:tcPr>
+            <w:tcW w:w="474" w:type="dxa"/>
+          </w:tcPr>
+          <w:p>
+            <w:pPr>
+              <w:pStyle w:val="Text"/>
+              <w:ind w:firstLine="0"/>
+            </w:pPr>
+          </w:p>
+        </w:tc>
+      </w:tr>
+      <w:tr>
+        <w:tc>
+          <w:tcPr>
+            <w:tcW w:w="4314" w:type="dxa"/>
+          </w:tcPr>
+          <w:p>
+            <w:pPr>
+              <w:pStyle w:val="Text"/>
+              <w:ind w:firstLine="0"/>
+            </w:pPr>
+            <m:oMathPara>
+              <m:oMath>
+                <m:sSub>
+                  <m:sSubPr>
+                    <m:ctrlPr>
+                      <w:rPr>
+                        <w:rFonts w:ascii="Cambria Math" w:hAnsi="Cambria Math"/>
+                        <w:i/>
+                      </w:rPr>
+                    </m:ctrlPr>
+                  </m:sSubPr>
+                  <m:e>
+                    <m:r>
+                      <w:rPr>
+                        <w:rFonts w:ascii="Cambria Math" w:hAnsi="Cambria Math"/>
+                      </w:rPr>
+                      <m:t>ω</m:t>
+                    </m:r>
+                  </m:e>
+                  <m:sub>
+                    <m:r>
+                      <w:rPr>
+                        <w:rFonts w:ascii="Cambria Math" w:hAnsi="Cambria Math"/>
+                      </w:rPr>
+                      <m:t>d</m:t>
+                    </m:r>
+                  </m:sub>
+                </m:sSub>
+                <m:r>
+                  <w:rPr>
+                    <w:rFonts w:ascii="Cambria Math" w:hAnsi="Cambria Math"/>
+                  </w:rPr>
+                  <m:t>=</m:t>
+                </m:r>
+                <m:sSub>
+                  <m:sSubPr>
+                    <m:ctrlPr>
+                      <w:rPr>
+                        <w:rFonts w:ascii="Cambria Math" w:hAnsi="Cambria Math"/>
+                        <w:i/>
+                      </w:rPr>
+                    </m:ctrlPr>
+                  </m:sSubPr>
+                  <m:e>
+                    <m:r>
+                      <w:rPr>
+                        <w:rFonts w:ascii="Cambria Math" w:hAnsi="Cambria Math"/>
+                      </w:rPr>
+                      <m:t>ω</m:t>
+                    </m:r>
+                  </m:e>
+                  <m:sub>
+                    <m:r>
+                      <w:rPr>
+                        <w:rFonts w:ascii="Cambria Math" w:hAnsi="Cambria Math"/>
+                      </w:rPr>
+                      <m:t>n</m:t>
+                    </m:r>
+                  </m:sub>
+                </m:sSub>
+                <m:rad>
+                  <m:radPr>
+                    <m:degHide m:val="1"/>
+                    <m:ctrlPr>
+                      <w:rPr>
+                        <w:rFonts w:ascii="Cambria Math" w:hAnsi="Cambria Math"/>
+                        <w:i/>
+                      </w:rPr>
+                    </m:ctrlPr>
+                  </m:radPr>
+                  <m:deg/>
+                  <m:e>
+                    <m:r>
+                      <w:rPr>
+                        <w:rFonts w:ascii="Cambria Math" w:hAnsi="Cambria Math"/>
+                      </w:rPr>
+                      <m:t>1-</m:t>
+                    </m:r>
+                    <m:sSup>
+                      <m:sSupPr>
+                        <m:ctrlPr>
+                          <w:rPr>
+                            <w:rFonts w:ascii="Cambria Math" w:hAnsi="Cambria Math"/>
+                            <w:i/>
+                          </w:rPr>
+                        </m:ctrlPr>
+                      </m:sSupPr>
+                      <m:e>
+                        <m:r>
+                          <w:rPr>
+                            <w:rFonts w:ascii="Cambria Math" w:hAnsi="Cambria Math"/>
+                          </w:rPr>
+                          <m:t>ζ</m:t>
+                        </m:r>
+                      </m:e>
+                      <m:sup>
+                        <m:r>
+                          <w:rPr>
+                            <w:rFonts w:ascii="Cambria Math" w:hAnsi="Cambria Math"/>
+                          </w:rPr>
+                          <m:t>2</m:t>
+                        </m:r>
+                      </m:sup>
+                    </m:sSup>
+                  </m:e>
+                </m:rad>
+              </m:oMath>
+            </m:oMathPara>
+          </w:p>
+        </w:tc>
+        <w:tc>
+          <w:tcPr>
+            <w:tcW w:w="474" w:type="dxa"/>
+          </w:tcPr>
+          <w:p>
+            <w:pPr>
+              <w:pStyle w:val="Text"/>
+              <w:ind w:firstLine="0"/>
+            </w:pPr>
+            <w:r>
+              <w:t>(</w:t>
+            </w:r>
+            <w:r>
+              <w:t>10</w:t>
+            </w:r>
+            <w:r>
+              <w:t>)</w:t>
+            </w:r>
+          </w:p>
+        </w:tc>
+      </w:tr>
+      <w:tr>
+        <w:tc>
+          <w:tcPr>
+            <w:tcW w:w="4314" w:type="dxa"/>
+          </w:tcPr>
+          <w:p>
+            <w:pPr>
+              <w:pStyle w:val="Text"/>
+              <w:ind w:firstLine="0"/>
+            </w:pPr>
+          </w:p>
+          <w:p>
+            <w:pPr>
+              <w:pStyle w:val="Text"/>
+              <w:ind w:firstLine="0"/>
+            </w:pPr>
+          </w:p>
+        </w:tc>
+        <w:tc>
+          <w:tcPr>
+            <w:tcW w:w="474" w:type="dxa"/>
+          </w:tcPr>
+          <w:p>
+            <w:pPr>
+              <w:pStyle w:val="Text"/>
+              <w:ind w:firstLine="0"/>
+            </w:pPr>
+          </w:p>
+        </w:tc>
+      </w:tr>
+    </w:tbl>
+    <w:p>
+      <w:pPr>
+        <w:pStyle w:val="Text"/>
+        <w:rPr>
+          <w:color w:val="4472C4" w:themeColor="accent5"/>
+        </w:rPr>
+      </w:pPr>
+    </w:p>
+    <w:p>
+      <w:pPr>
+        <w:pStyle w:val="Heading1"/>
+      </w:pPr>
+      <w:r>
+        <w:t>Methods</w:t>
+      </w:r>
+    </w:p>
+    <w:p/>
+    <w:p>
+      <w:pPr>
+        <w:pStyle w:val="Text"/>
+        <w:ind w:firstLine="0"/>
         <w:rPr>
           <w:i/>
           <w:iCs/>
           <w:color w:val="000000" w:themeColor="text1"/>
         </w:rPr>
-        <w:tab/>
-      </w:r>
-      <w:r>
-        <w:rPr>
-          <w:color w:val="000000" w:themeColor="text1"/>
-        </w:rPr>
-        <w:t xml:space="preserve">This lab uses a Data Acquisition Device (DAQ) that is attached to a </w:t>
-      </w:r>
-      <w:r>
-        <w:rPr>
-          <w:color w:val="000000" w:themeColor="text1"/>
-        </w:rPr>
-        <w:t xml:space="preserve">brushed DC </w:t>
-      </w:r>
-      <w:r>
-        <w:rPr>
-          <w:color w:val="000000" w:themeColor="text1"/>
-        </w:rPr>
-        <w:t>motor</w:t>
-      </w:r>
-      <w:r>
-        <w:rPr>
-          <w:color w:val="000000" w:themeColor="text1"/>
-        </w:rPr>
-        <w:t xml:space="preserve"> coupled to a flywheel</w:t>
-      </w:r>
-      <w:r>
-        <w:rPr>
-          <w:color w:val="000000" w:themeColor="text1"/>
-        </w:rPr>
-        <w:t xml:space="preserve">. The motor is connected to a 12V power supply and </w:t>
-      </w:r>
-      <w:r>
-        <w:rPr>
-          <w:color w:val="000000" w:themeColor="text1"/>
-        </w:rPr>
-        <w:t xml:space="preserve">the DAQ </w:t>
-      </w:r>
-      <w:r>
-        <w:rPr>
-          <w:color w:val="000000" w:themeColor="text1"/>
-        </w:rPr>
-        <w:t xml:space="preserve">can </w:t>
-      </w:r>
-      <w:r>
-        <w:rPr>
-          <w:color w:val="000000" w:themeColor="text1"/>
-        </w:rPr>
-        <w:t>produce</w:t>
-      </w:r>
-      <w:r>
-        <w:rPr>
-          <w:color w:val="000000" w:themeColor="text1"/>
-        </w:rPr>
-        <w:t xml:space="preserve"> </w:t>
-      </w:r>
-      <w:r>
-        <w:rPr>
-          <w:color w:val="000000" w:themeColor="text1"/>
-        </w:rPr>
-        <w:t>an integer</w:t>
-      </w:r>
-      <w:r>
-        <w:rPr>
-          <w:color w:val="000000" w:themeColor="text1"/>
-        </w:rPr>
-        <w:t xml:space="preserve"> command which ranges from -1023 to 1023 that is mapped on to whatever voltage the motor is supplied with. </w:t>
-      </w:r>
-      <w:r>
-        <w:rPr>
-          <w:color w:val="000000" w:themeColor="text1"/>
-        </w:rPr>
-        <w:t>The DAQ can</w:t>
-      </w:r>
-      <w:r>
-        <w:rPr>
-          <w:color w:val="000000" w:themeColor="text1"/>
-        </w:rPr>
-        <w:t xml:space="preserve"> also </w:t>
-      </w:r>
-      <w:r>
-        <w:rPr>
-          <w:color w:val="000000" w:themeColor="text1"/>
-        </w:rPr>
-        <w:t>give</w:t>
-      </w:r>
-      <w:r>
-        <w:rPr>
-          <w:color w:val="000000" w:themeColor="text1"/>
-        </w:rPr>
-        <w:t xml:space="preserve"> a binary direction command to tell the motor which direction to spin.</w:t>
-      </w:r>
-      <w:r>
-        <w:rPr>
-          <w:color w:val="000000" w:themeColor="text1"/>
-        </w:rPr>
-        <w:t xml:space="preserve"> The shaft angle was measured with a quadrature </w:t>
-      </w:r>
-      <w:r>
-        <w:rPr>
-          <w:color w:val="000000" w:themeColor="text1"/>
-        </w:rPr>
-        <w:t>encoder,</w:t>
-      </w:r>
-      <w:r>
-        <w:rPr>
-          <w:color w:val="000000" w:themeColor="text1"/>
-        </w:rPr>
-        <w:t xml:space="preserve"> and the rotational velocity was obtained by filtering the angle and differentiating.</w:t>
-      </w:r>
-    </w:p>
-    <w:p>
-      <w:pPr>
-        <w:pStyle w:val="Text"/>
-        <w:ind w:firstLine="0"/>
-        <w:rPr>
-          <w:color w:val="000000" w:themeColor="text1"/>
-        </w:rPr>
-      </w:pPr>
-    </w:p>
-    <w:p>
-      <w:pPr>
-        <w:pStyle w:val="Text"/>
-        <w:ind w:firstLine="0"/>
+      </w:pPr>
+      <w:r>
         <w:rPr>
           <w:i/>
           <w:iCs/>
           <w:color w:val="000000" w:themeColor="text1"/>
         </w:rPr>
+        <w:t>Hardware</w:t>
+      </w:r>
+    </w:p>
+    <w:p>
+      <w:pPr>
+        <w:pStyle w:val="Text"/>
+        <w:ind w:firstLine="0"/>
+        <w:rPr>
+          <w:color w:val="000000" w:themeColor="text1"/>
+        </w:rPr>
       </w:pPr>
       <w:r>
         <w:rPr>
@@ -2368,6 +2949,142 @@
           <w:iCs/>
           <w:color w:val="000000" w:themeColor="text1"/>
         </w:rPr>
+        <w:tab/>
+      </w:r>
+      <w:r>
+        <w:rPr>
+          <w:color w:val="000000" w:themeColor="text1"/>
+        </w:rPr>
+        <w:t xml:space="preserve">This lab uses a Data Acquisition Device (DAQ) that is attached to a </w:t>
+      </w:r>
+      <w:r>
+        <w:rPr>
+          <w:color w:val="000000" w:themeColor="text1"/>
+        </w:rPr>
+        <w:t xml:space="preserve">brushed DC </w:t>
+      </w:r>
+      <w:r>
+        <w:rPr>
+          <w:color w:val="000000" w:themeColor="text1"/>
+        </w:rPr>
+        <w:t>motor</w:t>
+      </w:r>
+      <w:r>
+        <w:rPr>
+          <w:color w:val="000000" w:themeColor="text1"/>
+        </w:rPr>
+        <w:t xml:space="preserve"> coupled to a flywheel</w:t>
+      </w:r>
+      <w:r>
+        <w:rPr>
+          <w:color w:val="000000" w:themeColor="text1"/>
+        </w:rPr>
+        <w:t xml:space="preserve">. The motor is connected to a 12V power supply and </w:t>
+      </w:r>
+      <w:r>
+        <w:rPr>
+          <w:color w:val="000000" w:themeColor="text1"/>
+        </w:rPr>
+        <w:t xml:space="preserve">the DAQ </w:t>
+      </w:r>
+      <w:r>
+        <w:rPr>
+          <w:color w:val="000000" w:themeColor="text1"/>
+        </w:rPr>
+        <w:t xml:space="preserve">can </w:t>
+      </w:r>
+      <w:r>
+        <w:rPr>
+          <w:color w:val="000000" w:themeColor="text1"/>
+        </w:rPr>
+        <w:t>produce</w:t>
+      </w:r>
+      <w:r>
+        <w:rPr>
+          <w:color w:val="000000" w:themeColor="text1"/>
+        </w:rPr>
+        <w:t xml:space="preserve"> </w:t>
+      </w:r>
+      <w:r>
+        <w:rPr>
+          <w:color w:val="000000" w:themeColor="text1"/>
+        </w:rPr>
+        <w:t>an integer</w:t>
+      </w:r>
+      <w:r>
+        <w:rPr>
+          <w:color w:val="000000" w:themeColor="text1"/>
+        </w:rPr>
+        <w:t xml:space="preserve"> command which ranges from -1023 to 1023 that is mapped on to whatever voltage the motor is supplied with. </w:t>
+      </w:r>
+      <w:r>
+        <w:rPr>
+          <w:color w:val="000000" w:themeColor="text1"/>
+        </w:rPr>
+        <w:t>The DAQ can</w:t>
+      </w:r>
+      <w:r>
+        <w:rPr>
+          <w:color w:val="000000" w:themeColor="text1"/>
+        </w:rPr>
+        <w:t xml:space="preserve"> also </w:t>
+      </w:r>
+      <w:r>
+        <w:rPr>
+          <w:color w:val="000000" w:themeColor="text1"/>
+        </w:rPr>
+        <w:t>give</w:t>
+      </w:r>
+      <w:r>
+        <w:rPr>
+          <w:color w:val="000000" w:themeColor="text1"/>
+        </w:rPr>
+        <w:t xml:space="preserve"> a binary direction command to tell the motor which direction to spin.</w:t>
+      </w:r>
+      <w:r>
+        <w:rPr>
+          <w:color w:val="000000" w:themeColor="text1"/>
+        </w:rPr>
+        <w:t xml:space="preserve"> The shaft angle was measured with a quadrature </w:t>
+      </w:r>
+      <w:r>
+        <w:rPr>
+          <w:color w:val="000000" w:themeColor="text1"/>
+        </w:rPr>
+        <w:t>encoder,</w:t>
+      </w:r>
+      <w:r>
+        <w:rPr>
+          <w:color w:val="000000" w:themeColor="text1"/>
+        </w:rPr>
+        <w:t xml:space="preserve"> and the rotational velocity was obtained by filtering the angle and differentiating.</w:t>
+      </w:r>
+    </w:p>
+    <w:p>
+      <w:pPr>
+        <w:pStyle w:val="Text"/>
+        <w:ind w:firstLine="0"/>
+        <w:rPr>
+          <w:color w:val="000000" w:themeColor="text1"/>
+        </w:rPr>
+      </w:pPr>
+    </w:p>
+    <w:p>
+      <w:pPr>
+        <w:pStyle w:val="Text"/>
+        <w:ind w:firstLine="0"/>
+        <w:rPr>
+          <w:i/>
+          <w:iCs/>
+          <w:color w:val="000000" w:themeColor="text1"/>
+        </w:rPr>
+      </w:pPr>
+      <w:r>
+        <w:rPr>
+          <w:i/>
+          <w:iCs/>
+          <w:color w:val="000000" w:themeColor="text1"/>
+        </w:rPr>
         <w:t>Software</w:t>
       </w:r>
     </w:p>
@@ -2384,31 +3101,19 @@
           <w:color w:val="000000" w:themeColor="text1"/>
         </w:rPr>
         <w:tab/>
-        <w:t>A LabV</w:t>
-      </w:r>
-      <w:r>
-        <w:rPr>
-          <w:color w:val="000000" w:themeColor="text1"/>
-        </w:rPr>
-        <w:t>IEW</w:t>
-      </w:r>
-      <w:r>
-        <w:rPr>
-          <w:color w:val="000000" w:themeColor="text1"/>
-        </w:rPr>
-        <w:t xml:space="preserve"> VI was constructed with a signal generator that can produce sine and square waves at a user-set amplitude and frequency. The VI can also compute velocity from the measured angle and write time-stamped records to a text or </w:t>
-      </w:r>
-      <w:r>
-        <w:rPr>
-          <w:color w:val="000000" w:themeColor="text1"/>
-        </w:rPr>
-        <w:t>E</w:t>
-      </w:r>
-      <w:r>
-        <w:rPr>
-          <w:color w:val="000000" w:themeColor="text1"/>
-        </w:rPr>
-        <w:t>xcel file.</w:t>
+      </w:r>
+      <w:r>
+        <w:rPr>
+          <w:color w:val="000000" w:themeColor="text1"/>
+        </w:rPr>
+        <w:t xml:space="preserve">A custom LabVIEW VI was developed to implement controllers. The VI contains a signal generator that is capable of generating both square and sine wave signals at a desired amplitude and frequency.  The signal generator  serves as the desired angular position, which is compared to the measured angular position to create an error signal. This signal is fed into the controller to create a feedback loop. The controller can be </w:t>
+      </w:r>
+      <w:r>
+        <w:rPr>
+          <w:color w:val="000000" w:themeColor="text1"/>
+        </w:rPr>
+        <w:lastRenderedPageBreak/>
+        <w:t>toggled between a bang-bang controller or a PID controller. The parameters of the controller can be toggled in real time to observe how the system responds.</w:t>
       </w:r>
     </w:p>
     <w:p>
@@ -2621,7 +3326,6 @@
           <w:iCs/>
           <w:color w:val="000000" w:themeColor="text1"/>
         </w:rPr>
-        <w:lastRenderedPageBreak/>
         <w:t>Calculations</w:t>
       </w:r>
     </w:p>
@@ -4800,6 +5504,7 @@
         <w:pStyle w:val="TableTitle"/>
       </w:pPr>
       <w:r>
+        <w:lastRenderedPageBreak/>
         <w:t>TABLE III</w:t>
       </w:r>
     </w:p>
@@ -5655,16 +6360,7 @@
           <w:sz w:val="16"/>
           <w:szCs w:val="16"/>
         </w:rPr>
-        <w:t xml:space="preserve"> the </w:t>
-      </w:r>
-      <w:r>
-        <w:rPr>
-          <w:color w:val="000000" w:themeColor="text1"/>
-          <w:sz w:val="16"/>
-          <w:szCs w:val="16"/>
-        </w:rPr>
-        <w:lastRenderedPageBreak/>
-        <w:t xml:space="preserve">model step responses for the Bode and Step fit. </w:t>
+        <w:t xml:space="preserve"> the model step responses for the Bode and Step fit. </w:t>
       </w:r>
     </w:p>
     <w:p>
@@ -5853,34 +6549,41 @@
           <w:i w:val="0"/>
           <w:iCs w:val="0"/>
         </w:rPr>
-        <w:t xml:space="preserve">order transfer function was generated using two methods. The first method was exciting the system at different frequencies to record the sinusoidal </w:t>
+        <w:t xml:space="preserve">order transfer </w:t>
       </w:r>
       <w:r>
         <w:rPr>
           <w:i w:val="0"/>
           <w:iCs w:val="0"/>
         </w:rPr>
-        <w:t>response,</w:t>
+        <w:t xml:space="preserve">function was generated using two methods. The first method was exciting the system at different frequencies to record the sinusoidal </w:t>
       </w:r>
       <w:r>
         <w:rPr>
           <w:i w:val="0"/>
           <w:iCs w:val="0"/>
         </w:rPr>
-        <w:t xml:space="preserve"> and the second method was providing a repeated step input to observe the systems long term response. </w:t>
+        <w:t>response,</w:t>
       </w:r>
       <w:r>
         <w:rPr>
           <w:i w:val="0"/>
           <w:iCs w:val="0"/>
         </w:rPr>
-        <w:t>Both</w:t>
+        <w:t xml:space="preserve"> and the second method was providing a repeated step input to observe the systems long term response. </w:t>
       </w:r>
       <w:r>
         <w:rPr>
           <w:i w:val="0"/>
           <w:iCs w:val="0"/>
         </w:rPr>
+        <w:t>Both</w:t>
+      </w:r>
+      <w:r>
+        <w:rPr>
+          <w:i w:val="0"/>
+          <w:iCs w:val="0"/>
+        </w:rPr>
         <w:t xml:space="preserve"> methods provided a gain and time constant that could be used to create a transfer function to compare to the raw data.</w:t>
       </w:r>
     </w:p>
@@ -5952,10 +6655,7 @@
         <w:t>B</w:t>
       </w:r>
       <w:r>
-        <w:t xml:space="preserve">ode plot shown in Fig 2, the experimental data matches the models well until the first pole. Both models start to decrease at the first pole where the experimental data decreases, but the experimental data decreases much faster. </w:t>
-      </w:r>
-      <w:r>
-        <w:t xml:space="preserve">That is because there is a second pole that can only be observed at the higher frequencies that the model is not considering. The velocity is generated by differentiating the filtered angle measured by the sensor. This differentiation introduces an additional low-pass pole in the measured output. </w:t>
+        <w:t xml:space="preserve">ode plot shown in Fig 2, the experimental data matches the models well until the first pole. Both models start to decrease at the first pole where the experimental data decreases, but the experimental data decreases much faster. That is because there is a second pole that can only be observed at the higher frequencies that the model is not considering. The velocity is generated by differentiating the filtered angle measured by the sensor. This differentiation introduces an additional low-pass pole in the measured output. </w:t>
       </w:r>
       <w:r>
         <w:t>Each p</w:t>
@@ -6067,6 +6767,7 @@
         <w:pStyle w:val="ReferenceHead"/>
       </w:pPr>
       <w:r>
+        <w:lastRenderedPageBreak/>
         <w:t>References</w:t>
       </w:r>
     </w:p>
@@ -7199,7 +7900,7 @@
   <w:style w:type="paragraph" w:default="1" w:styleId="Normal">
     <w:name w:val="Normal"/>
     <w:qFormat/>
-    <w:rsid w:val="006E2E66"/>
+    <w:rsid w:val="003F7A69"/>
     <w:pPr>
       <w:autoSpaceDE w:val="0"/>
       <w:autoSpaceDN w:val="0"/>

--- a/Fall 2025/Controls Lab/Lab 2/Lab2.docx
+++ b/Fall 2025/Controls Lab/Lab 2/Lab2.docx
@@ -158,7 +158,17 @@
           <w:sz w:val="18"/>
           <w:szCs w:val="18"/>
         </w:rPr>
-        <w:t>The objective is to determine whether a motor–flywheel can be approximated by a compact first-order model that maps applied voltage to rotational velocity, and to quantify its gain K and time constant τ. A sinusoidal frequency sweep was used to estimate magnitude and phase at discrete frequencies and assemble a Bode response; a time-domain step test provided independent estimates by measuring steady-state changes in velocity per volt and the 63.2% rise time. Command values were converted to volts using the DAQ scaling, and measured velocity (deg/s) was converted to rad/s. Because the electrical dynamics are faster than the mechanical dynamics over the test band, a first-order form is appropriate. Both methods yielded closely agreeing parameters (typical values K≈1.13–1.16 rad/(s</w:t>
+        <w:t>The objective is to determine whether a motor–flywheel can be approximated by a compact first-order model that maps applied voltage to rotational velocity, and to quantify its gain K and time constant τ. A sinusoidal frequency sweep was used to estimate magnitude and phase at discrete frequencies and assemble a Bode response; a time-domain step test provided independent estimates by measuring steady-state changes in velocity per volt and the 63.2% rise time. Command values were converted to volts using the DAQ scaling, and measured velocity (deg/s) was converted to rad/s. Because the electrical dynamics are faster than the mechanical dynamics over the test band, a first-order form is appropriate. Both methods yielded closely agreeing parameters (typical values K≈1.13–1.16 rad/(</w:t>
+      </w:r>
+      <w:proofErr w:type="spellStart"/>
+      <w:r>
+        <w:rPr>
+          <w:b/>
+          <w:bCs/>
+          <w:sz w:val="18"/>
+          <w:szCs w:val="18"/>
+        </w:rPr>
+        <w:t>s</w:t>
       </w:r>
       <w:r>
         <w:rPr>
@@ -177,7 +187,17 @@
           <w:sz w:val="18"/>
           <w:szCs w:val="18"/>
         </w:rPr>
-        <w:t>V), τ≈0.03–0.035), producing similar model responses that match the low-frequency data well. The experimental Bode magnitude rolls off more steeply at high frequency, consistent with an additional measurement low-pass (from filtered/differentiated velocity), while the first-order model remains valid in the low-to-moderate frequency range (corner near ωp≈28–33).</w:t>
+        <w:t>V</w:t>
+      </w:r>
+      <w:proofErr w:type="spellEnd"/>
+      <w:r>
+        <w:rPr>
+          <w:b/>
+          <w:bCs/>
+          <w:sz w:val="18"/>
+          <w:szCs w:val="18"/>
+        </w:rPr>
+        <w:t>), τ≈0.03–0.035), producing similar model responses that match the low-frequency data well. The experimental Bode magnitude rolls off more steeply at high frequency, consistent with an additional measurement low-pass (from filtered/differentiated velocity), while the first-order model remains valid in the low-to-moderate frequency range (corner near ωp≈28–33).</w:t>
       </w:r>
     </w:p>
     <w:p>
@@ -303,7 +323,15 @@
       </w:pPr>
       <w:r>
         <w:tab/>
-        <w:t>The electrical dynamics relates voltage V, resistance R, current i, inductance L, and back emf e to each other through (1).</w:t>
+        <w:t xml:space="preserve">The electrical dynamics relates voltage V, resistance R, current </w:t>
+      </w:r>
+      <w:proofErr w:type="spellStart"/>
+      <w:r>
+        <w:t>i</w:t>
+      </w:r>
+      <w:proofErr w:type="spellEnd"/>
+      <w:r>
+        <w:t>, inductance L, and back emf e to each other through (1).</w:t>
       </w:r>
     </w:p>
     <w:tbl>
@@ -596,7 +624,11 @@
         <w:br/>
       </w:r>
       <w:r>
-        <w:t>Back- EMF arises from the motor’s rotation in its magnetic field and is proportional to angular velocity through k</w:t>
+        <w:t xml:space="preserve">Back- EMF arises from the motor’s rotation in its magnetic field and is proportional to angular velocity through </w:t>
+      </w:r>
+      <w:proofErr w:type="spellStart"/>
+      <w:r>
+        <w:t>k</w:t>
       </w:r>
       <w:r>
         <w:rPr>
@@ -604,6 +636,7 @@
         </w:rPr>
         <w:t>e</w:t>
       </w:r>
+      <w:proofErr w:type="spellEnd"/>
       <w:r>
         <w:t>.</w:t>
       </w:r>
@@ -2216,6 +2249,7 @@
         </w:rPr>
         <w:t xml:space="preserve"> overshoot P.O. were set. These parameters can be used to find the desired dampening ratio ζ, the desired natural frequency </w:t>
       </w:r>
+      <w:proofErr w:type="spellStart"/>
       <w:r>
         <w:rPr>
           <w:color w:val="000000" w:themeColor="text1"/>
@@ -2229,12 +2263,14 @@
         </w:rPr>
         <w:t>n</w:t>
       </w:r>
+      <w:proofErr w:type="spellEnd"/>
       <w:r>
         <w:rPr>
           <w:color w:val="000000" w:themeColor="text1"/>
         </w:rPr>
         <w:t xml:space="preserve">, and the desired damped frequency </w:t>
       </w:r>
+      <w:proofErr w:type="spellStart"/>
       <w:r>
         <w:rPr>
           <w:color w:val="000000" w:themeColor="text1"/>
@@ -2248,11 +2284,36 @@
         </w:rPr>
         <w:t>d</w:t>
       </w:r>
-      <w:r>
-        <w:rPr>
-          <w:color w:val="000000" w:themeColor="text1"/>
-        </w:rPr>
-        <w:t xml:space="preserve"> as shown in (8-10).</w:t>
+      <w:proofErr w:type="spellEnd"/>
+      <w:r>
+        <w:rPr>
+          <w:color w:val="000000" w:themeColor="text1"/>
+        </w:rPr>
+        <w:t xml:space="preserve"> as shown in (</w:t>
+      </w:r>
+      <w:r>
+        <w:rPr>
+          <w:color w:val="000000" w:themeColor="text1"/>
+        </w:rPr>
+        <w:t>9</w:t>
+      </w:r>
+      <w:r>
+        <w:rPr>
+          <w:color w:val="000000" w:themeColor="text1"/>
+        </w:rPr>
+        <w:t>-1</w:t>
+      </w:r>
+      <w:r>
+        <w:rPr>
+          <w:color w:val="000000" w:themeColor="text1"/>
+        </w:rPr>
+        <w:t>1</w:t>
+      </w:r>
+      <w:r>
+        <w:rPr>
+          <w:color w:val="000000" w:themeColor="text1"/>
+        </w:rPr>
+        <w:t>).</w:t>
       </w:r>
     </w:p>
     <w:p>
@@ -2532,7 +2593,7 @@
               <w:t>(</w:t>
             </w:r>
             <w:r>
-              <w:t>8</w:t>
+              <w:t>9</w:t>
             </w:r>
             <w:r>
               <w:t>)</w:t>
@@ -2689,7 +2750,7 @@
               <w:t>(</w:t>
             </w:r>
             <w:r>
-              <w:t>9</w:t>
+              <w:t>10</w:t>
             </w:r>
             <w:r>
               <w:t>)</w:t>
@@ -2860,7 +2921,10 @@
               <w:t>(</w:t>
             </w:r>
             <w:r>
-              <w:t>10</w:t>
+              <w:t>1</w:t>
+            </w:r>
+            <w:r>
+              <w:t>1</w:t>
             </w:r>
             <w:r>
               <w:t>)</w:t>
@@ -3124,75 +3188,17 @@
           <w:color w:val="000000" w:themeColor="text1"/>
         </w:rPr>
       </w:pPr>
-    </w:p>
-    <w:p>
-      <w:pPr>
-        <w:pStyle w:val="Text"/>
-        <w:ind w:firstLine="0"/>
-        <w:rPr>
-          <w:color w:val="000000" w:themeColor="text1"/>
-        </w:rPr>
-      </w:pPr>
       <w:r>
         <w:rPr>
           <w:color w:val="000000" w:themeColor="text1"/>
         </w:rPr>
         <w:tab/>
-        <w:t xml:space="preserve">A custom Python script was used to process the data. The script was capable of scraping all the data from the </w:t>
-      </w:r>
-      <w:r>
-        <w:rPr>
-          <w:color w:val="000000" w:themeColor="text1"/>
-        </w:rPr>
-        <w:t>E</w:t>
-      </w:r>
-      <w:r>
-        <w:rPr>
-          <w:color w:val="000000" w:themeColor="text1"/>
-        </w:rPr>
-        <w:t xml:space="preserve">xcel sheet and generating </w:t>
-      </w:r>
-      <w:r>
-        <w:rPr>
-          <w:color w:val="000000" w:themeColor="text1"/>
-        </w:rPr>
-        <w:t>all</w:t>
-      </w:r>
-      <w:r>
-        <w:rPr>
-          <w:color w:val="000000" w:themeColor="text1"/>
-        </w:rPr>
-        <w:t xml:space="preserve"> </w:t>
-      </w:r>
-      <w:r>
-        <w:rPr>
-          <w:color w:val="000000" w:themeColor="text1"/>
-        </w:rPr>
-        <w:t xml:space="preserve">the </w:t>
-      </w:r>
-      <w:r>
-        <w:rPr>
-          <w:color w:val="000000" w:themeColor="text1"/>
-        </w:rPr>
-        <w:t xml:space="preserve">desired values. The code converts the command to voltage, segments the long sine-sweep file into frequency segments, fits sinusoids to input and output at each block’s test frequency, assembles the Bode plots, detected step transitions in the square-wave file, and computes the gain/time constants. </w:t>
-      </w:r>
-      <w:r>
-        <w:rPr>
-          <w:color w:val="000000" w:themeColor="text1"/>
-        </w:rPr>
-        <w:t xml:space="preserve">The script is then able to plot a Bode plot based on the approximated transfer function. </w:t>
-      </w:r>
-      <w:r>
-        <w:rPr>
-          <w:color w:val="000000" w:themeColor="text1"/>
-        </w:rPr>
-        <w:t>The script exports easy to read png files to visualize all the data.</w:t>
-      </w:r>
-      <w:r>
-        <w:rPr>
-          <w:color w:val="000000" w:themeColor="text1"/>
-        </w:rPr>
-        <w:t xml:space="preserve"> </w:t>
+      </w:r>
+      <w:r>
+        <w:rPr>
+          <w:color w:val="000000" w:themeColor="text1"/>
+        </w:rPr>
+        <w:t>A Python analysis script was used to automatically process all collected data. The script reads each dataset, standardizes the column names, and computes the error between desired and measured position when applicable. For square-wave tests, the script detects step transitions and computes rise time, settling time, and percent overshoot from each transient response. For sine-wave tests, it calculates root-mean-square (RMS) error and command effort over each cycle. The script then summarizes these metrics into comparison tables for each controller and waveform type, enabling quantitative performance evaluation.</w:t>
       </w:r>
     </w:p>
     <w:p>
@@ -3233,109 +3239,113 @@
       </w:pPr>
       <w:r>
         <w:rPr>
-          <w:color w:val="000000" w:themeColor="text1"/>
-        </w:rPr>
-        <w:tab/>
-        <w:t xml:space="preserve">First, the turn on command was set. This was set by running the VI with amplitude of 500 and frequency of 0.25 Hz and increasing the value of the turn on command until the data looked sinusoidal. </w:t>
-      </w:r>
-    </w:p>
-    <w:p>
-      <w:pPr>
-        <w:pStyle w:val="Text"/>
-        <w:ind w:firstLine="0"/>
-        <w:rPr>
-          <w:color w:val="000000" w:themeColor="text1"/>
-        </w:rPr>
-      </w:pPr>
-      <w:r>
-        <w:rPr>
-          <w:color w:val="000000" w:themeColor="text1"/>
-        </w:rPr>
-        <w:tab/>
-        <w:t>The sine sweep data was collected by choosing a sine wave at a set amplitude and then taking data at multiple frequencies between 0.05</w:t>
-      </w:r>
-      <w:r>
-        <w:rPr>
-          <w:color w:val="000000" w:themeColor="text1"/>
-        </w:rPr>
-        <w:t xml:space="preserve"> </w:t>
-      </w:r>
-      <w:r>
-        <w:rPr>
-          <w:color w:val="000000" w:themeColor="text1"/>
-        </w:rPr>
-        <w:t>Hz and 20</w:t>
-      </w:r>
-      <w:r>
-        <w:rPr>
-          <w:color w:val="000000" w:themeColor="text1"/>
-        </w:rPr>
-        <w:t xml:space="preserve"> </w:t>
-      </w:r>
-      <w:r>
-        <w:rPr>
-          <w:color w:val="000000" w:themeColor="text1"/>
-        </w:rPr>
-        <w:t xml:space="preserve">Hz. For each frequency the data was recorded for several cycles to ensure the full range of the frequency was recorded. </w:t>
-      </w:r>
-    </w:p>
-    <w:p>
-      <w:pPr>
-        <w:pStyle w:val="Text"/>
-        <w:ind w:firstLine="0"/>
-        <w:rPr>
-          <w:color w:val="000000" w:themeColor="text1"/>
-        </w:rPr>
-      </w:pPr>
-      <w:r>
-        <w:rPr>
-          <w:color w:val="000000" w:themeColor="text1"/>
-        </w:rPr>
-        <w:tab/>
-        <w:t>The time response was done by choosing a square wave at 0.2Hz and recording several positive and negative steps on this frequency.</w:t>
-      </w:r>
-    </w:p>
-    <w:p>
-      <w:pPr>
-        <w:pStyle w:val="Text"/>
-        <w:ind w:firstLine="0"/>
-        <w:rPr>
-          <w:color w:val="000000" w:themeColor="text1"/>
-        </w:rPr>
-      </w:pPr>
-      <w:r>
-        <w:rPr>
-          <w:color w:val="000000" w:themeColor="text1"/>
-        </w:rPr>
-        <w:tab/>
-      </w:r>
-    </w:p>
-    <w:p>
-      <w:pPr>
-        <w:pStyle w:val="Text"/>
-        <w:ind w:firstLine="0"/>
-        <w:rPr>
           <w:i/>
           <w:iCs/>
           <w:color w:val="000000" w:themeColor="text1"/>
         </w:rPr>
-      </w:pPr>
-      <w:r>
+        <w:tab/>
+      </w:r>
+      <w:r>
+        <w:rPr>
+          <w:color w:val="000000" w:themeColor="text1"/>
+        </w:rPr>
+        <w:t>First, the desired amplitude was selected. This was done by adding 90 to the sum of the final four digits of your UFID. The turn on command was set to zero and the frequency was set to 0.25Hz. For this lab the amplitude was set to 99.</w:t>
+      </w:r>
+    </w:p>
+    <w:p>
+      <w:pPr>
+        <w:pStyle w:val="Text"/>
+        <w:ind w:firstLine="0"/>
+        <w:rPr>
+          <w:color w:val="000000" w:themeColor="text1"/>
+        </w:rPr>
+      </w:pPr>
+      <w:r>
+        <w:rPr>
+          <w:color w:val="000000" w:themeColor="text1"/>
+        </w:rPr>
+        <w:tab/>
+        <w:t>Next, the bang-bang controller was implemented with a chosen effort level and deadband. 6 trials were conducted with the deadband set to 0, 10, and 15 with the effort level set to 0.5 and 1.0. Each trial ran the square wave for about 4 cycles and recorded the data.</w:t>
+      </w:r>
+    </w:p>
+    <w:p>
+      <w:pPr>
+        <w:pStyle w:val="Text"/>
+        <w:ind w:firstLine="0"/>
+        <w:rPr>
+          <w:color w:val="000000" w:themeColor="text1"/>
+        </w:rPr>
+      </w:pPr>
+      <w:r>
+        <w:rPr>
+          <w:color w:val="000000" w:themeColor="text1"/>
+        </w:rPr>
+        <w:tab/>
+        <w:t>Then, the proportional part of the PID controller was implemented. 3 trials were conducted with the gain constant set to 0.75, 2.0, and 5.0. Each trial ran the square wave for about 4 cycles and recorded the data.</w:t>
+      </w:r>
+    </w:p>
+    <w:p>
+      <w:pPr>
+        <w:pStyle w:val="Text"/>
+        <w:ind w:firstLine="0"/>
+        <w:rPr>
+          <w:color w:val="000000" w:themeColor="text1"/>
+        </w:rPr>
+      </w:pPr>
+      <w:r>
+        <w:rPr>
+          <w:color w:val="000000" w:themeColor="text1"/>
+        </w:rPr>
+        <w:tab/>
+        <w:t>After this, the previous two steps were repeated using a sinusoidal wave with the same frequency. This resulted in 9 additional trials with data collection.</w:t>
+      </w:r>
+    </w:p>
+    <w:p>
+      <w:pPr>
+        <w:pStyle w:val="Text"/>
+        <w:ind w:firstLine="0"/>
+        <w:rPr>
+          <w:color w:val="000000" w:themeColor="text1"/>
+        </w:rPr>
+      </w:pPr>
+      <w:r>
+        <w:rPr>
+          <w:color w:val="000000" w:themeColor="text1"/>
+        </w:rPr>
+        <w:tab/>
+        <w:t>Last, the PID was tuned before it was implemented. This was done using two methods. The first was adjusting the values manually until the response looked good. This was done by increasing the proportional gain constant until the system had a fast response but not so much that it had significant overshoot. Then, the derivative controller was increased until the overshoot was reduced. Finally, the integral controller was</w:t>
+      </w:r>
+      <w:r>
+        <w:rPr>
+          <w:color w:val="000000" w:themeColor="text1"/>
+        </w:rPr>
+        <w:t xml:space="preserve"> increased until oscillation was reduced. The values for these constants were recorded and square wave data was recorded for about 4 cycles. The second method was calculating the desired gain constants for the proportional and derivative controllers using Ackermann’s method and running the square wave with those constants. The data was collected for about 4 cycles.</w:t>
+      </w:r>
+      <w:r>
+        <w:rPr>
+          <w:color w:val="000000" w:themeColor="text1"/>
+        </w:rPr>
+        <w:t xml:space="preserve"> </w:t>
+      </w:r>
+    </w:p>
+    <w:p>
+      <w:pPr>
+        <w:pStyle w:val="Text"/>
+        <w:ind w:firstLine="0"/>
+        <w:rPr>
+          <w:color w:val="000000" w:themeColor="text1"/>
+        </w:rPr>
+      </w:pPr>
+    </w:p>
+    <w:p>
+      <w:pPr>
+        <w:pStyle w:val="Text"/>
+        <w:ind w:firstLine="0"/>
         <w:rPr>
           <w:i/>
           <w:iCs/>
           <w:color w:val="000000" w:themeColor="text1"/>
         </w:rPr>
-        <w:t>Calculations</w:t>
-      </w:r>
-    </w:p>
-    <w:p>
-      <w:pPr>
-        <w:pStyle w:val="Text"/>
-        <w:ind w:firstLine="0"/>
-        <w:rPr>
-          <w:color w:val="000000" w:themeColor="text1"/>
-        </w:rPr>
       </w:pPr>
       <w:r>
         <w:rPr>
@@ -3343,67 +3353,50 @@
           <w:iCs/>
           <w:color w:val="000000" w:themeColor="text1"/>
         </w:rPr>
+        <w:t>Calculations</w:t>
+      </w:r>
+    </w:p>
+    <w:p>
+      <w:pPr>
+        <w:pStyle w:val="Text"/>
+        <w:ind w:firstLine="0"/>
+        <w:rPr>
+          <w:color w:val="000000" w:themeColor="text1"/>
+        </w:rPr>
+      </w:pPr>
+      <w:r>
+        <w:rPr>
+          <w:i/>
+          <w:iCs/>
+          <w:color w:val="000000" w:themeColor="text1"/>
+        </w:rPr>
         <w:tab/>
       </w:r>
       <w:r>
         <w:rPr>
           <w:color w:val="000000" w:themeColor="text1"/>
         </w:rPr>
-        <w:t>The sine sweep file was split into each frequency segment automatically by the Python script.</w:t>
-      </w:r>
-      <w:r>
-        <w:rPr>
-          <w:color w:val="000000" w:themeColor="text1"/>
-        </w:rPr>
-        <w:t xml:space="preserve"> The code takes </w:t>
-      </w:r>
-      <w:r>
-        <w:rPr>
-          <w:color w:val="000000" w:themeColor="text1"/>
-        </w:rPr>
-        <w:t>all</w:t>
-      </w:r>
-      <w:r>
-        <w:rPr>
-          <w:color w:val="000000" w:themeColor="text1"/>
-        </w:rPr>
-        <w:t xml:space="preserve"> the voltages and velocities for each frequency and does a least squares regression to find functions that </w:t>
-      </w:r>
-      <w:r>
-        <w:rPr>
-          <w:color w:val="000000" w:themeColor="text1"/>
-        </w:rPr>
-        <w:t>model</w:t>
-      </w:r>
-      <w:r>
-        <w:rPr>
-          <w:color w:val="000000" w:themeColor="text1"/>
-        </w:rPr>
-        <w:t xml:space="preserve"> them. This allows the gain and phase estimations to be very accurate since it eliminates the outliers. The ratio of amplitudes of these waves can be used to calculate the gain and the difference in phase angles can be used to calculate the phase </w:t>
-      </w:r>
-      <w:r>
-        <w:rPr>
-          <w:color w:val="000000" w:themeColor="text1"/>
-        </w:rPr>
-        <w:t>plot of the B</w:t>
-      </w:r>
-      <w:r>
-        <w:rPr>
-          <w:color w:val="000000" w:themeColor="text1"/>
-        </w:rPr>
-        <w:t xml:space="preserve">ode graph. The script does this for all frequencies and plots them on a logarithmic scale to create the </w:t>
-      </w:r>
-      <w:r>
-        <w:rPr>
-          <w:color w:val="000000" w:themeColor="text1"/>
-        </w:rPr>
-        <w:t>B</w:t>
-      </w:r>
-      <w:r>
-        <w:rPr>
-          <w:color w:val="000000" w:themeColor="text1"/>
-        </w:rPr>
-        <w:t>ode plot.</w:t>
+        <w:t>After all trials were collected, the recorded data was processed using a Python analysis script to quantify performance and effort for each controller configuration. The objective was to extract numerical metrics that could be compared across all controllers and waveforms</w:t>
+      </w:r>
+      <w:r>
+        <w:rPr>
+          <w:i/>
+          <w:iCs/>
+          <w:color w:val="000000" w:themeColor="text1"/>
+        </w:rPr>
+        <w:t>.</w:t>
+      </w:r>
+      <w:r>
+        <w:rPr>
+          <w:color w:val="000000" w:themeColor="text1"/>
+        </w:rPr>
+        <w:t xml:space="preserve"> ,</w:t>
+      </w:r>
+      <w:r>
+        <w:rPr>
+          <w:color w:val="000000" w:themeColor="text1"/>
+        </w:rPr>
+        <w:t xml:space="preserve">The python analysis script parsed through the data and separated the data by controller and waveform type. For each trial the code computed the mean, standard deviation, and RMS for the error and command effort. The code calculated the rise time, percent overshoot, and settling time for the square inputs. </w:t>
       </w:r>
     </w:p>
     <w:p>
@@ -3414,6 +3407,12 @@
           <w:color w:val="000000" w:themeColor="text1"/>
         </w:rPr>
       </w:pPr>
+      <w:r>
+        <w:rPr>
+          <w:color w:val="000000" w:themeColor="text1"/>
+        </w:rPr>
+        <w:tab/>
+      </w:r>
     </w:p>
     <w:p>
       <w:pPr>
@@ -3423,6 +3422,15 @@
           <w:color w:val="000000" w:themeColor="text1"/>
         </w:rPr>
       </w:pPr>
+    </w:p>
+    <w:p>
+      <w:pPr>
+        <w:pStyle w:val="Text"/>
+        <w:ind w:firstLine="0"/>
+        <w:rPr>
+          <w:color w:val="000000" w:themeColor="text1"/>
+        </w:rPr>
+      </w:pPr>
       <w:r>
         <w:rPr>
           <w:color w:val="000000" w:themeColor="text1"/>
@@ -3441,213 +3449,22 @@
         <w:pStyle w:val="Text"/>
         <w:ind w:firstLine="0"/>
         <w:rPr>
+          <w:color w:val="000000" w:themeColor="text1"/>
+        </w:rPr>
+      </w:pPr>
+      <w:r>
+        <w:rPr>
           <w:color w:val="EE0000"/>
         </w:rPr>
-      </w:pPr>
-    </w:p>
-    <w:p>
-      <w:pPr>
-        <w:pStyle w:val="Text"/>
-        <w:rPr>
-          <w:color w:val="000000" w:themeColor="text1"/>
-        </w:rPr>
-      </w:pPr>
-      <w:r>
-        <w:rPr>
-          <w:color w:val="000000" w:themeColor="text1"/>
-        </w:rPr>
-        <w:t>Using the calculated DC gain and time constants for the two methods, those values are plugged into the transfer function and graphed on top of the Bode plot and step response plot to compare. The transfer function that was plotted was in the form of (6). A state space model was created to easily represent</w:t>
-      </w:r>
-      <w:r>
-        <w:rPr>
-          <w:color w:val="000000" w:themeColor="text1"/>
-        </w:rPr>
-        <w:t xml:space="preserve"> the system as shown in (</w:t>
-      </w:r>
-      <w:r>
-        <w:rPr>
-          <w:color w:val="000000" w:themeColor="text1"/>
-        </w:rPr>
-        <w:t>9</w:t>
-      </w:r>
-      <w:r>
-        <w:rPr>
-          <w:color w:val="000000" w:themeColor="text1"/>
-        </w:rPr>
-        <w:t>). Python was used to plot the transfer function.</w:t>
-      </w:r>
-    </w:p>
-    <w:p>
-      <w:pPr>
-        <w:pStyle w:val="Text"/>
-        <w:ind w:firstLine="0"/>
-        <w:rPr>
-          <w:color w:val="000000" w:themeColor="text1"/>
-        </w:rPr>
-      </w:pPr>
-    </w:p>
-    <w:tbl>
-      <w:tblPr>
-        <w:tblStyle w:val="TableGrid"/>
-        <w:tblW w:w="0" w:type="auto"/>
-        <w:tblBorders>
-          <w:top w:val="none" w:sz="0" w:space="0" w:color="auto"/>
-          <w:left w:val="none" w:sz="0" w:space="0" w:color="auto"/>
-          <w:bottom w:val="none" w:sz="0" w:space="0" w:color="auto"/>
-          <w:right w:val="none" w:sz="0" w:space="0" w:color="auto"/>
-          <w:insideH w:val="none" w:sz="0" w:space="0" w:color="auto"/>
-          <w:insideV w:val="none" w:sz="0" w:space="0" w:color="auto"/>
-        </w:tblBorders>
-        <w:tblLook w:val="04A0" w:firstRow="1" w:lastRow="0" w:firstColumn="1" w:lastColumn="0" w:noHBand="0" w:noVBand="1"/>
-      </w:tblPr>
-      <w:tblGrid>
-        <w:gridCol w:w="4314"/>
-        <w:gridCol w:w="474"/>
-      </w:tblGrid>
-      <w:tr>
-        <w:tc>
-          <w:tcPr>
-            <w:tcW w:w="4314" w:type="dxa"/>
-          </w:tcPr>
-          <w:p>
-            <w:pPr>
-              <w:pStyle w:val="Text"/>
-              <w:ind w:firstLine="0"/>
-            </w:pPr>
-            <m:oMathPara>
-              <m:oMath>
-                <m:acc>
-                  <m:accPr>
-                    <m:chr m:val="̇"/>
-                    <m:ctrlPr>
-                      <w:rPr>
-                        <w:rFonts w:ascii="Cambria Math" w:hAnsi="Cambria Math"/>
-                        <w:b/>
-                        <w:bCs/>
-                        <w:i/>
-                      </w:rPr>
-                    </m:ctrlPr>
-                  </m:accPr>
-                  <m:e>
-                    <m:r>
-                      <m:rPr>
-                        <m:sty m:val="bi"/>
-                      </m:rPr>
-                      <w:rPr>
-                        <w:rFonts w:ascii="Cambria Math" w:hAnsi="Cambria Math"/>
-                      </w:rPr>
-                      <m:t>x</m:t>
-                    </m:r>
-                  </m:e>
-                </m:acc>
-                <m:r>
-                  <w:rPr>
-                    <w:rFonts w:ascii="Cambria Math" w:hAnsi="Cambria Math"/>
-                  </w:rPr>
-                  <m:t>=-</m:t>
-                </m:r>
-                <m:f>
-                  <m:fPr>
-                    <m:ctrlPr>
-                      <w:rPr>
-                        <w:rFonts w:ascii="Cambria Math" w:hAnsi="Cambria Math"/>
-                        <w:i/>
-                      </w:rPr>
-                    </m:ctrlPr>
-                  </m:fPr>
-                  <m:num>
-                    <m:r>
-                      <w:rPr>
-                        <w:rFonts w:ascii="Cambria Math" w:hAnsi="Cambria Math"/>
-                      </w:rPr>
-                      <m:t>1</m:t>
-                    </m:r>
-                  </m:num>
-                  <m:den>
-                    <m:r>
-                      <w:rPr>
-                        <w:rFonts w:ascii="Cambria Math" w:hAnsi="Cambria Math"/>
-                      </w:rPr>
-                      <m:t>τ</m:t>
-                    </m:r>
-                  </m:den>
-                </m:f>
-                <m:r>
-                  <m:rPr>
-                    <m:sty m:val="bi"/>
-                  </m:rPr>
-                  <w:rPr>
-                    <w:rFonts w:ascii="Cambria Math" w:hAnsi="Cambria Math"/>
-                  </w:rPr>
-                  <m:t>x</m:t>
-                </m:r>
-                <m:r>
-                  <w:rPr>
-                    <w:rFonts w:ascii="Cambria Math" w:hAnsi="Cambria Math"/>
-                  </w:rPr>
-                  <m:t>+</m:t>
-                </m:r>
-                <m:f>
-                  <m:fPr>
-                    <m:ctrlPr>
-                      <w:rPr>
-                        <w:rFonts w:ascii="Cambria Math" w:hAnsi="Cambria Math"/>
-                        <w:i/>
-                      </w:rPr>
-                    </m:ctrlPr>
-                  </m:fPr>
-                  <m:num>
-                    <m:r>
-                      <w:rPr>
-                        <w:rFonts w:ascii="Cambria Math" w:hAnsi="Cambria Math"/>
-                      </w:rPr>
-                      <m:t>K</m:t>
-                    </m:r>
-                  </m:num>
-                  <m:den>
-                    <m:r>
-                      <w:rPr>
-                        <w:rFonts w:ascii="Cambria Math" w:hAnsi="Cambria Math"/>
-                      </w:rPr>
-                      <m:t>τ</m:t>
-                    </m:r>
-                  </m:den>
-                </m:f>
-                <m:r>
-                  <m:rPr>
-                    <m:sty m:val="bi"/>
-                  </m:rPr>
-                  <w:rPr>
-                    <w:rFonts w:ascii="Cambria Math" w:hAnsi="Cambria Math"/>
-                  </w:rPr>
-                  <m:t>u</m:t>
-                </m:r>
-              </m:oMath>
-            </m:oMathPara>
-          </w:p>
-        </w:tc>
-        <w:tc>
-          <w:tcPr>
-            <w:tcW w:w="474" w:type="dxa"/>
-          </w:tcPr>
-          <w:p>
-            <w:pPr>
-              <w:pStyle w:val="Text"/>
-              <w:ind w:firstLine="0"/>
-            </w:pPr>
-            <w:r>
-              <w:t>(</w:t>
-            </w:r>
-            <w:r>
-              <w:t>9</w:t>
-            </w:r>
-            <w:r>
-              <w:t>)</w:t>
-            </w:r>
-          </w:p>
-        </w:tc>
-      </w:tr>
-    </w:tbl>
+        <w:tab/>
+      </w:r>
+      <w:r>
+        <w:rPr>
+          <w:color w:val="000000" w:themeColor="text1"/>
+        </w:rPr>
+        <w:t xml:space="preserve">To calculate the PID gain values using Ackermann’s method, the DC gain and time constant calculated in Lab 1 through a first-order system approximation were used in the state-space calculation. These values establish the system dynamics such that the python script can solve for what PID constants place the poles at the desired locations. </w:t>
+      </w:r>
+    </w:p>
     <w:p>
       <w:pPr>
         <w:pStyle w:val="Text"/>
@@ -5113,6 +4930,7 @@
                 <w:sz w:val="16"/>
                 <w:szCs w:val="16"/>
               </w:rPr>
+              <w:lastRenderedPageBreak/>
               <w:t>5</w:t>
             </w:r>
           </w:p>
@@ -5504,7 +5322,6 @@
         <w:pStyle w:val="TableTitle"/>
       </w:pPr>
       <w:r>
-        <w:lastRenderedPageBreak/>
         <w:t>TABLE III</w:t>
       </w:r>
     </w:p>
@@ -6002,6 +5819,7 @@
                 <w:szCs w:val="16"/>
               </w:rPr>
             </w:pPr>
+            <w:proofErr w:type="spellStart"/>
             <w:r>
               <w:rPr>
                 <w:sz w:val="16"/>
@@ -6017,6 +5835,7 @@
               </w:rPr>
               <w:t>p</w:t>
             </w:r>
+            <w:proofErr w:type="spellEnd"/>
             <w:r>
               <w:rPr>
                 <w:sz w:val="16"/>
@@ -6436,7 +6255,14 @@
           <w:sz w:val="16"/>
           <w:szCs w:val="16"/>
         </w:rPr>
-        <w:t>the Bode Plot values generated from the frequency response as well as the model frequency responses from the Bode and Step fit.</w:t>
+        <w:t xml:space="preserve">the Bode Plot values generated from the frequency </w:t>
+      </w:r>
+      <w:r>
+        <w:rPr>
+          <w:sz w:val="16"/>
+          <w:szCs w:val="16"/>
+        </w:rPr>
+        <w:t>response as well as the model frequency responses from the Bode and Step fit.</w:t>
       </w:r>
     </w:p>
     <w:p>
@@ -6549,41 +6375,34 @@
           <w:i w:val="0"/>
           <w:iCs w:val="0"/>
         </w:rPr>
-        <w:t xml:space="preserve">order transfer </w:t>
+        <w:t xml:space="preserve">order transfer function was generated using two methods. The first method was exciting the system at different frequencies to record the sinusoidal </w:t>
       </w:r>
       <w:r>
         <w:rPr>
           <w:i w:val="0"/>
           <w:iCs w:val="0"/>
         </w:rPr>
-        <w:t xml:space="preserve">function was generated using two methods. The first method was exciting the system at different frequencies to record the sinusoidal </w:t>
+        <w:t>response,</w:t>
       </w:r>
       <w:r>
         <w:rPr>
           <w:i w:val="0"/>
           <w:iCs w:val="0"/>
         </w:rPr>
-        <w:t>response,</w:t>
+        <w:t xml:space="preserve"> and the second method was providing a repeated step input to observe the systems long term response. </w:t>
       </w:r>
       <w:r>
         <w:rPr>
           <w:i w:val="0"/>
           <w:iCs w:val="0"/>
         </w:rPr>
-        <w:t xml:space="preserve"> and the second method was providing a repeated step input to observe the systems long term response. </w:t>
+        <w:t>Both</w:t>
       </w:r>
       <w:r>
         <w:rPr>
           <w:i w:val="0"/>
           <w:iCs w:val="0"/>
         </w:rPr>
-        <w:t>Both</w:t>
-      </w:r>
-      <w:r>
-        <w:rPr>
-          <w:i w:val="0"/>
-          <w:iCs w:val="0"/>
-        </w:rPr>
         <w:t xml:space="preserve"> methods provided a gain and time constant that could be used to create a transfer function to compare to the raw data.</w:t>
       </w:r>
     </w:p>
@@ -6730,6 +6549,7 @@
           <w:i/>
           <w:iCs/>
         </w:rPr>
+        <w:lastRenderedPageBreak/>
         <w:t>Future Improvement</w:t>
       </w:r>
     </w:p>
@@ -6767,7 +6587,6 @@
         <w:pStyle w:val="ReferenceHead"/>
       </w:pPr>
       <w:r>
-        <w:lastRenderedPageBreak/>
         <w:t>References</w:t>
       </w:r>
     </w:p>
@@ -8083,7 +7902,6 @@
   <w:style w:type="character" w:default="1" w:styleId="DefaultParagraphFont">
     <w:name w:val="Default Paragraph Font"/>
     <w:uiPriority w:val="1"/>
-    <w:semiHidden/>
     <w:unhideWhenUsed/>
   </w:style>
   <w:style w:type="table" w:default="1" w:styleId="TableNormal">

--- a/Fall 2025/Controls Lab/Lab 2/Lab2.docx
+++ b/Fall 2025/Controls Lab/Lab 2/Lab2.docx
@@ -313,7 +313,15 @@
         <w:tab/>
       </w:r>
       <w:r>
-        <w:t xml:space="preserve">In this lab the motor flywheel system relates an input voltage to an output rotational velocity. Understanding how to relate a voltage to a velocity is how the system can be controlled.  </w:t>
+        <w:t xml:space="preserve">In this lab the motor flywheel system relates </w:t>
+      </w:r>
+      <w:proofErr w:type="gramStart"/>
+      <w:r>
+        <w:t>an input</w:t>
+      </w:r>
+      <w:proofErr w:type="gramEnd"/>
+      <w:r>
+        <w:t xml:space="preserve"> voltage to an output rotational velocity. Understanding how to relate a voltage to a velocity is how the system can be controlled.  </w:t>
       </w:r>
     </w:p>
     <w:p>
@@ -990,11 +998,19 @@
       <w:r>
         <w:t xml:space="preserve">This can be used to easily generate what the output will look like. </w:t>
       </w:r>
-      <w:r>
-        <w:rPr>
-          <w:color w:val="000000" w:themeColor="text1"/>
-        </w:rPr>
-        <w:t xml:space="preserve">In order to </w:t>
+      <w:proofErr w:type="gramStart"/>
+      <w:r>
+        <w:rPr>
+          <w:color w:val="000000" w:themeColor="text1"/>
+        </w:rPr>
+        <w:t>In order to</w:t>
+      </w:r>
+      <w:proofErr w:type="gramEnd"/>
+      <w:r>
+        <w:rPr>
+          <w:color w:val="000000" w:themeColor="text1"/>
+        </w:rPr>
+        <w:t xml:space="preserve"> </w:t>
       </w:r>
       <w:r>
         <w:rPr>
@@ -1433,7 +1449,21 @@
         <w:rPr>
           <w:color w:val="000000" w:themeColor="text1"/>
         </w:rPr>
-        <w:t>is much easier to compute the unknowns.</w:t>
+        <w:t xml:space="preserve">is much easier to compute the </w:t>
+      </w:r>
+      <w:proofErr w:type="gramStart"/>
+      <w:r>
+        <w:rPr>
+          <w:color w:val="000000" w:themeColor="text1"/>
+        </w:rPr>
+        <w:t>unknowns</w:t>
+      </w:r>
+      <w:proofErr w:type="gramEnd"/>
+      <w:r>
+        <w:rPr>
+          <w:color w:val="000000" w:themeColor="text1"/>
+        </w:rPr>
+        <w:t>.</w:t>
       </w:r>
       <w:r>
         <w:rPr>
@@ -1834,7 +1864,21 @@
         <w:rPr>
           <w:color w:val="000000" w:themeColor="text1"/>
         </w:rPr>
-        <w:t>Using control theory, controllers can provide an input signal into the system to achieve a desired output. The controller takes into account the error between the actual signal and the desired output to determine the input signal. Two types of controllers were used in this lab: Bang-Bang and PID.</w:t>
+        <w:t xml:space="preserve">Using control theory, controllers can provide an input signal into the system to achieve a desired output. The controller </w:t>
+      </w:r>
+      <w:proofErr w:type="gramStart"/>
+      <w:r>
+        <w:rPr>
+          <w:color w:val="000000" w:themeColor="text1"/>
+        </w:rPr>
+        <w:t>takes into account</w:t>
+      </w:r>
+      <w:proofErr w:type="gramEnd"/>
+      <w:r>
+        <w:rPr>
+          <w:color w:val="000000" w:themeColor="text1"/>
+        </w:rPr>
+        <w:t xml:space="preserve"> the error between the actual signal and the desired output to determine the input signal. Two types of controllers were used in this lab: Bang-Bang and PID.</w:t>
       </w:r>
     </w:p>
     <w:p>
@@ -1884,7 +1928,35 @@
         <w:rPr>
           <w:color w:val="000000" w:themeColor="text1"/>
         </w:rPr>
-        <w:t xml:space="preserve"> The controller provides a fixed signal in the direction opposite of the error. The fixed signal is based on the effort level chosen for the controller. If the error is positive the controller will provide a positive signal until the error is no longer positive and vice versa. The deadband is implemented to prevent the controller from providing an input when the error is close to zero. When the error is within the designated deadband the controller will not provide an input. This prevents excessive oscillation and the performance of the bang-bang controller depends on the chosen effort level and deadband.</w:t>
+        <w:t xml:space="preserve"> The controller provides a fixed signal in the direction </w:t>
+      </w:r>
+      <w:proofErr w:type="gramStart"/>
+      <w:r>
+        <w:rPr>
+          <w:color w:val="000000" w:themeColor="text1"/>
+        </w:rPr>
+        <w:t>opposite of</w:t>
+      </w:r>
+      <w:proofErr w:type="gramEnd"/>
+      <w:r>
+        <w:rPr>
+          <w:color w:val="000000" w:themeColor="text1"/>
+        </w:rPr>
+        <w:t xml:space="preserve"> the error. The fixed signal is based on the effort level chosen for the controller. If the error is positive the controller will provide a positive signal until the error is no longer positive and vice versa. The deadband is implemented to prevent the controller from providing an input when the error is close to zero. When the error is within the designated deadband the controller will not provide an input. This prevents excessive </w:t>
+      </w:r>
+      <w:proofErr w:type="gramStart"/>
+      <w:r>
+        <w:rPr>
+          <w:color w:val="000000" w:themeColor="text1"/>
+        </w:rPr>
+        <w:t>oscillation</w:t>
+      </w:r>
+      <w:proofErr w:type="gramEnd"/>
+      <w:r>
+        <w:rPr>
+          <w:color w:val="000000" w:themeColor="text1"/>
+        </w:rPr>
+        <w:t xml:space="preserve"> and the performance of the bang-bang controller depends on the chosen effort level and deadband.</w:t>
       </w:r>
     </w:p>
     <w:p>
@@ -1935,7 +2007,21 @@
         <w:rPr>
           <w:color w:val="000000" w:themeColor="text1"/>
         </w:rPr>
-        <w:t>A PID (Proportional-Integral-Derivative) controller builds on the bang-bang controller by changing the input based on things like the magnitude and rate of change of the error. The proportional term works very similarly to the bang-bang controller but the magnitude of the input scales with the magnitude of the error. The integral term accumulates past error trends to eliminate long term bias. The derivative term attempts to predict future error using the rate of change of the error and attempts to counteract it. Tuning these three constants allows for a trade-off between speed, overshoot, and stability. These constants can be manually tuned as well as calculated from desired response parameters.</w:t>
+        <w:t xml:space="preserve">A PID (Proportional-Integral-Derivative) controller builds on the bang-bang controller by changing the input based on things like the magnitude and rate of change of the error. The proportional term works very similarly to the bang-bang controller but the magnitude of the input scales with the magnitude of the error. The integral term accumulates past error trends to eliminate long term bias. The derivative </w:t>
+      </w:r>
+      <w:proofErr w:type="gramStart"/>
+      <w:r>
+        <w:rPr>
+          <w:color w:val="000000" w:themeColor="text1"/>
+        </w:rPr>
+        <w:t>term</w:t>
+      </w:r>
+      <w:proofErr w:type="gramEnd"/>
+      <w:r>
+        <w:rPr>
+          <w:color w:val="000000" w:themeColor="text1"/>
+        </w:rPr>
+        <w:t xml:space="preserve"> attempts to predict future error using the rate of change of the error and attempts to counteract it. Tuning these three constants allows for a trade-off between speed, overshoot, and stability. These constants can be manually tuned as well as calculated from desired response parameters.</w:t>
       </w:r>
     </w:p>
     <w:p>
@@ -3170,7 +3256,35 @@
         <w:rPr>
           <w:color w:val="000000" w:themeColor="text1"/>
         </w:rPr>
-        <w:t xml:space="preserve">A custom LabVIEW VI was developed to implement controllers. The VI contains a signal generator that is capable of generating both square and sine wave signals at a desired amplitude and frequency.  The signal generator  serves as the desired angular position, which is compared to the measured angular position to create an error signal. This signal is fed into the controller to create a feedback loop. The controller can be </w:t>
+        <w:t xml:space="preserve">A custom LabVIEW VI was developed to implement controllers. The VI contains a signal generator that </w:t>
+      </w:r>
+      <w:proofErr w:type="gramStart"/>
+      <w:r>
+        <w:rPr>
+          <w:color w:val="000000" w:themeColor="text1"/>
+        </w:rPr>
+        <w:t>is capable of generating</w:t>
+      </w:r>
+      <w:proofErr w:type="gramEnd"/>
+      <w:r>
+        <w:rPr>
+          <w:color w:val="000000" w:themeColor="text1"/>
+        </w:rPr>
+        <w:t xml:space="preserve"> both square and sine wave signals at a desired amplitude and frequency.  The signal </w:t>
+      </w:r>
+      <w:proofErr w:type="gramStart"/>
+      <w:r>
+        <w:rPr>
+          <w:color w:val="000000" w:themeColor="text1"/>
+        </w:rPr>
+        <w:t>generator  serves</w:t>
+      </w:r>
+      <w:proofErr w:type="gramEnd"/>
+      <w:r>
+        <w:rPr>
+          <w:color w:val="000000" w:themeColor="text1"/>
+        </w:rPr>
+        <w:t xml:space="preserve"> as the desired angular position, which is compared to the measured angular position to create an error signal. This signal is fed into the controller to create a feedback loop. The controller can be </w:t>
       </w:r>
       <w:r>
         <w:rPr>
@@ -3198,7 +3312,21 @@
         <w:rPr>
           <w:color w:val="000000" w:themeColor="text1"/>
         </w:rPr>
-        <w:t>A Python analysis script was used to automatically process all collected data. The script reads each dataset, standardizes the column names, and computes the error between desired and measured position when applicable. For square-wave tests, the script detects step transitions and computes rise time, settling time, and percent overshoot from each transient response. For sine-wave tests, it calculates root-mean-square (RMS) error and command effort over each cycle. The script then summarizes these metrics into comparison tables for each controller and waveform type, enabling quantitative performance evaluation.</w:t>
+        <w:t xml:space="preserve">A Python analysis script was used to automatically process all collected data. The script reads each dataset, standardizes the column names, and computes the error between desired and measured position when applicable. For square-wave tests, the script detects step transitions and computes rise time, settling time, and </w:t>
+      </w:r>
+      <w:proofErr w:type="gramStart"/>
+      <w:r>
+        <w:rPr>
+          <w:color w:val="000000" w:themeColor="text1"/>
+        </w:rPr>
+        <w:t>percent</w:t>
+      </w:r>
+      <w:proofErr w:type="gramEnd"/>
+      <w:r>
+        <w:rPr>
+          <w:color w:val="000000" w:themeColor="text1"/>
+        </w:rPr>
+        <w:t xml:space="preserve"> overshoot from each transient response. For sine-wave tests, it calculates root-mean-square (RMS) error and command effort over each cycle. The script then summarizes these metrics into comparison tables for each controller and waveform type, enabling quantitative performance evaluation.</w:t>
       </w:r>
     </w:p>
     <w:p>
@@ -3249,7 +3377,21 @@
         <w:rPr>
           <w:color w:val="000000" w:themeColor="text1"/>
         </w:rPr>
-        <w:t>First, the desired amplitude was selected. This was done by adding 90 to the sum of the final four digits of your UFID. The turn on command was set to zero and the frequency was set to 0.25Hz. For this lab the amplitude was set to 99.</w:t>
+        <w:t xml:space="preserve">First, the desired amplitude was selected. This was done by adding 90 to the sum of the final four digits of your UFID. </w:t>
+      </w:r>
+      <w:proofErr w:type="gramStart"/>
+      <w:r>
+        <w:rPr>
+          <w:color w:val="000000" w:themeColor="text1"/>
+        </w:rPr>
+        <w:t>The turn on</w:t>
+      </w:r>
+      <w:proofErr w:type="gramEnd"/>
+      <w:r>
+        <w:rPr>
+          <w:color w:val="000000" w:themeColor="text1"/>
+        </w:rPr>
+        <w:t xml:space="preserve"> command was set to zero and the frequency was set to 0.25Hz. For this lab the amplitude was set to 99.</w:t>
       </w:r>
     </w:p>
     <w:p>
@@ -3313,13 +3455,90 @@
           <w:color w:val="000000" w:themeColor="text1"/>
         </w:rPr>
         <w:tab/>
-        <w:t>Last, the PID was tuned before it was implemented. This was done using two methods. The first was adjusting the values manually until the response looked good. This was done by increasing the proportional gain constant until the system had a fast response but not so much that it had significant overshoot. Then, the derivative controller was increased until the overshoot was reduced. Finally, the integral controller was</w:t>
-      </w:r>
-      <w:r>
-        <w:rPr>
-          <w:color w:val="000000" w:themeColor="text1"/>
-        </w:rPr>
-        <w:t xml:space="preserve"> increased until oscillation was reduced. The values for these constants were recorded and square wave data was recorded for about 4 cycles. The second method was calculating the desired gain constants for the proportional and derivative controllers using Ackermann’s method and running the square wave with those constants. The data was collected for about 4 cycles.</w:t>
+      </w:r>
+      <w:proofErr w:type="gramStart"/>
+      <w:r>
+        <w:rPr>
+          <w:color w:val="000000" w:themeColor="text1"/>
+        </w:rPr>
+        <w:t>Last</w:t>
+      </w:r>
+      <w:proofErr w:type="gramEnd"/>
+      <w:r>
+        <w:rPr>
+          <w:color w:val="000000" w:themeColor="text1"/>
+        </w:rPr>
+        <w:t xml:space="preserve">, the PID was tuned before it was implemented. This was done using two methods. The first was adjusting the values manually until the response looked good. This was done by increasing the proportional gain </w:t>
+      </w:r>
+      <w:proofErr w:type="gramStart"/>
+      <w:r>
+        <w:rPr>
+          <w:color w:val="000000" w:themeColor="text1"/>
+        </w:rPr>
+        <w:t>constant</w:t>
+      </w:r>
+      <w:proofErr w:type="gramEnd"/>
+      <w:r>
+        <w:rPr>
+          <w:color w:val="000000" w:themeColor="text1"/>
+        </w:rPr>
+        <w:t xml:space="preserve"> until the system had a fast response but not so much that it had significant overshoot. Then, the derivative controller was increased until the overshoot was reduced. Finally, the integral controller was</w:t>
+      </w:r>
+      <w:r>
+        <w:rPr>
+          <w:color w:val="000000" w:themeColor="text1"/>
+        </w:rPr>
+        <w:t xml:space="preserve"> increased until oscillation was reduced. The values for these constants were recorded and </w:t>
+      </w:r>
+      <w:r>
+        <w:rPr>
+          <w:color w:val="000000" w:themeColor="text1"/>
+        </w:rPr>
+        <w:t xml:space="preserve">both </w:t>
+      </w:r>
+      <w:r>
+        <w:rPr>
+          <w:color w:val="000000" w:themeColor="text1"/>
+        </w:rPr>
+        <w:t xml:space="preserve">square </w:t>
+      </w:r>
+      <w:r>
+        <w:rPr>
+          <w:color w:val="000000" w:themeColor="text1"/>
+        </w:rPr>
+        <w:t xml:space="preserve">and sine </w:t>
+      </w:r>
+      <w:r>
+        <w:rPr>
+          <w:color w:val="000000" w:themeColor="text1"/>
+        </w:rPr>
+        <w:t xml:space="preserve">wave data </w:t>
+      </w:r>
+      <w:proofErr w:type="gramStart"/>
+      <w:r>
+        <w:rPr>
+          <w:color w:val="000000" w:themeColor="text1"/>
+        </w:rPr>
+        <w:t>was</w:t>
+      </w:r>
+      <w:proofErr w:type="gramEnd"/>
+      <w:r>
+        <w:rPr>
+          <w:color w:val="000000" w:themeColor="text1"/>
+        </w:rPr>
+        <w:t xml:space="preserve"> recorded for about 4 cycles</w:t>
+      </w:r>
+      <w:r>
+        <w:rPr>
+          <w:color w:val="000000" w:themeColor="text1"/>
+        </w:rPr>
+        <w:t xml:space="preserve"> each</w:t>
+      </w:r>
+      <w:r>
+        <w:rPr>
+          <w:color w:val="000000" w:themeColor="text1"/>
+        </w:rPr>
+        <w:t>. The second method was calculating the desired gain constants for the proportional and derivative controllers using Ackermann’s method and running the square wave with those constants. The data was collected for about 4 cycles.</w:t>
       </w:r>
       <w:r>
         <w:rPr>
@@ -3390,13 +3609,41 @@
         <w:rPr>
           <w:color w:val="000000" w:themeColor="text1"/>
         </w:rPr>
-        <w:t xml:space="preserve"> ,</w:t>
-      </w:r>
-      <w:r>
-        <w:rPr>
-          <w:color w:val="000000" w:themeColor="text1"/>
-        </w:rPr>
-        <w:t xml:space="preserve">The python analysis script parsed through the data and separated the data by controller and waveform type. For each trial the code computed the mean, standard deviation, and RMS for the error and command effort. The code calculated the rise time, percent overshoot, and settling time for the square inputs. </w:t>
+        <w:t xml:space="preserve"> </w:t>
+      </w:r>
+      <w:proofErr w:type="gramStart"/>
+      <w:r>
+        <w:rPr>
+          <w:color w:val="000000" w:themeColor="text1"/>
+        </w:rPr>
+        <w:t>,</w:t>
+      </w:r>
+      <w:r>
+        <w:rPr>
+          <w:color w:val="000000" w:themeColor="text1"/>
+        </w:rPr>
+        <w:t>The</w:t>
+      </w:r>
+      <w:proofErr w:type="gramEnd"/>
+      <w:r>
+        <w:rPr>
+          <w:color w:val="000000" w:themeColor="text1"/>
+        </w:rPr>
+        <w:t xml:space="preserve"> python analysis script parsed through the data and separated the data by controller and waveform type. For each trial the code computed the mean, standard deviation, and RMS for the error and command effort. The code calculated the rise time, </w:t>
+      </w:r>
+      <w:proofErr w:type="gramStart"/>
+      <w:r>
+        <w:rPr>
+          <w:color w:val="000000" w:themeColor="text1"/>
+        </w:rPr>
+        <w:t>percent</w:t>
+      </w:r>
+      <w:proofErr w:type="gramEnd"/>
+      <w:r>
+        <w:rPr>
+          <w:color w:val="000000" w:themeColor="text1"/>
+        </w:rPr>
+        <w:t xml:space="preserve"> overshoot, and settling time for the square inputs. </w:t>
       </w:r>
     </w:p>
     <w:p>
@@ -3568,18 +3815,2140 @@
           <w:i/>
           <w:iCs/>
         </w:rPr>
-        <w:t>Step Response</w:t>
-      </w:r>
-    </w:p>
-    <w:p>
-      <w:pPr>
-        <w:jc w:val="both"/>
+        <w:t>Bang-Bang Response</w:t>
+      </w:r>
+    </w:p>
+    <w:p>
+      <w:pPr>
+        <w:rPr>
+          <w:color w:val="000000" w:themeColor="text1"/>
+        </w:rPr>
       </w:pPr>
       <w:r>
         <w:rPr>
           <w:i/>
           <w:iCs/>
         </w:rPr>
+        <w:tab/>
+      </w:r>
+      <w:r>
+        <w:t>For the bang-bang controller, both sine tracking and square wave responses were tested using different deadbands and duty cycles. The duty cycle was tested at 0.5 and 1.0 alongside the deadband being tested at 0, 5, and 10.</w:t>
+      </w:r>
+      <w:r>
+        <w:t xml:space="preserve"> Table I </w:t>
+      </w:r>
+      <w:r>
+        <w:t xml:space="preserve">shows the mean, standard deviation, </w:t>
+      </w:r>
+      <w:r>
+        <w:rPr>
+          <w:color w:val="EE0000"/>
+        </w:rPr>
+        <w:t>and root mean square</w:t>
+      </w:r>
+      <w:r>
+        <w:rPr>
+          <w:color w:val="EE0000"/>
+        </w:rPr>
+        <w:t xml:space="preserve"> </w:t>
+      </w:r>
+      <w:r>
+        <w:rPr>
+          <w:color w:val="000000" w:themeColor="text1"/>
+        </w:rPr>
+        <w:t>of the command signal for the sinusoidal bang-bang trials.</w:t>
+      </w:r>
+    </w:p>
+    <w:p>
+      <w:pPr>
+        <w:jc w:val="both"/>
+      </w:pPr>
+    </w:p>
+    <w:p>
+      <w:pPr>
+        <w:pStyle w:val="TableTitle"/>
+      </w:pPr>
+      <w:r>
+        <w:t>TABLE I</w:t>
+      </w:r>
+    </w:p>
+    <w:p>
+      <w:pPr>
+        <w:pStyle w:val="TableTitle"/>
+      </w:pPr>
+      <w:r>
+        <w:t>Bang-Bang Sinusoidal Command Signal Statistics</w:t>
+      </w:r>
+    </w:p>
+    <w:tbl>
+      <w:tblPr>
+        <w:tblW w:w="5040" w:type="dxa"/>
+        <w:tblInd w:w="90" w:type="dxa"/>
+        <w:tblBorders>
+          <w:top w:val="single" w:sz="12" w:space="0" w:color="808080"/>
+          <w:bottom w:val="single" w:sz="12" w:space="0" w:color="808080"/>
+        </w:tblBorders>
+        <w:tblLayout w:type="fixed"/>
+        <w:tblLook w:val="0000" w:firstRow="0" w:lastRow="0" w:firstColumn="0" w:lastColumn="0" w:noHBand="0" w:noVBand="0"/>
+      </w:tblPr>
+      <w:tblGrid>
+        <w:gridCol w:w="900"/>
+        <w:gridCol w:w="1080"/>
+        <w:gridCol w:w="810"/>
+        <w:gridCol w:w="1170"/>
+        <w:gridCol w:w="1080"/>
+      </w:tblGrid>
+      <w:tr>
+        <w:trPr>
+          <w:trHeight w:val="440"/>
+        </w:trPr>
+        <w:tc>
+          <w:tcPr>
+            <w:tcW w:w="900" w:type="dxa"/>
+            <w:tcBorders>
+              <w:top w:val="double" w:sz="6" w:space="0" w:color="auto"/>
+              <w:left w:val="nil"/>
+              <w:bottom w:val="single" w:sz="6" w:space="0" w:color="auto"/>
+              <w:right w:val="nil"/>
+            </w:tcBorders>
+            <w:vAlign w:val="center"/>
+          </w:tcPr>
+          <w:p>
+            <w:pPr>
+              <w:jc w:val="center"/>
+              <w:rPr>
+                <w:sz w:val="16"/>
+                <w:szCs w:val="16"/>
+              </w:rPr>
+            </w:pPr>
+            <w:r>
+              <w:rPr>
+                <w:sz w:val="16"/>
+                <w:szCs w:val="16"/>
+              </w:rPr>
+              <w:t>Deadband</w:t>
+            </w:r>
+          </w:p>
+        </w:tc>
+        <w:tc>
+          <w:tcPr>
+            <w:tcW w:w="1080" w:type="dxa"/>
+            <w:tcBorders>
+              <w:top w:val="double" w:sz="6" w:space="0" w:color="auto"/>
+              <w:left w:val="nil"/>
+              <w:bottom w:val="single" w:sz="6" w:space="0" w:color="auto"/>
+              <w:right w:val="nil"/>
+            </w:tcBorders>
+            <w:vAlign w:val="center"/>
+          </w:tcPr>
+          <w:p>
+            <w:pPr>
+              <w:pStyle w:val="TableTitle"/>
+              <w:rPr>
+                <w:smallCaps w:val="0"/>
+              </w:rPr>
+            </w:pPr>
+            <w:r>
+              <w:rPr>
+                <w:smallCaps w:val="0"/>
+              </w:rPr>
+              <w:t>Duty Cycle</w:t>
+            </w:r>
+          </w:p>
+        </w:tc>
+        <w:tc>
+          <w:tcPr>
+            <w:tcW w:w="810" w:type="dxa"/>
+            <w:tcBorders>
+              <w:top w:val="double" w:sz="4" w:space="0" w:color="auto"/>
+              <w:bottom w:val="single" w:sz="4" w:space="0" w:color="auto"/>
+            </w:tcBorders>
+            <w:vAlign w:val="center"/>
+          </w:tcPr>
+          <w:p>
+            <w:pPr>
+              <w:jc w:val="center"/>
+              <w:rPr>
+                <w:sz w:val="16"/>
+                <w:szCs w:val="16"/>
+              </w:rPr>
+            </w:pPr>
+            <w:r>
+              <w:rPr>
+                <w:sz w:val="16"/>
+                <w:szCs w:val="16"/>
+              </w:rPr>
+              <w:t>Mean</w:t>
+            </w:r>
+          </w:p>
+        </w:tc>
+        <w:tc>
+          <w:tcPr>
+            <w:tcW w:w="1170" w:type="dxa"/>
+            <w:tcBorders>
+              <w:top w:val="double" w:sz="6" w:space="0" w:color="auto"/>
+              <w:left w:val="nil"/>
+              <w:bottom w:val="single" w:sz="6" w:space="0" w:color="auto"/>
+              <w:right w:val="nil"/>
+            </w:tcBorders>
+            <w:vAlign w:val="center"/>
+          </w:tcPr>
+          <w:p>
+            <w:pPr>
+              <w:jc w:val="center"/>
+              <w:rPr>
+                <w:sz w:val="16"/>
+                <w:szCs w:val="16"/>
+              </w:rPr>
+            </w:pPr>
+            <w:r>
+              <w:rPr>
+                <w:sz w:val="16"/>
+                <w:szCs w:val="16"/>
+              </w:rPr>
+              <w:t>Standard Deviation</w:t>
+            </w:r>
+          </w:p>
+        </w:tc>
+        <w:tc>
+          <w:tcPr>
+            <w:tcW w:w="1080" w:type="dxa"/>
+            <w:tcBorders>
+              <w:top w:val="double" w:sz="4" w:space="0" w:color="auto"/>
+              <w:bottom w:val="single" w:sz="4" w:space="0" w:color="auto"/>
+            </w:tcBorders>
+            <w:vAlign w:val="center"/>
+          </w:tcPr>
+          <w:p>
+            <w:pPr>
+              <w:jc w:val="center"/>
+              <w:rPr>
+                <w:sz w:val="16"/>
+                <w:szCs w:val="16"/>
+              </w:rPr>
+            </w:pPr>
+            <w:r>
+              <w:rPr>
+                <w:sz w:val="16"/>
+                <w:szCs w:val="16"/>
+              </w:rPr>
+              <w:t>RMS</w:t>
+            </w:r>
+          </w:p>
+        </w:tc>
+      </w:tr>
+      <w:tr>
+        <w:tc>
+          <w:tcPr>
+            <w:tcW w:w="900" w:type="dxa"/>
+            <w:tcBorders>
+              <w:top w:val="nil"/>
+              <w:left w:val="nil"/>
+              <w:bottom w:val="nil"/>
+              <w:right w:val="nil"/>
+            </w:tcBorders>
+            <w:vAlign w:val="center"/>
+          </w:tcPr>
+          <w:p>
+            <w:pPr>
+              <w:jc w:val="center"/>
+              <w:rPr>
+                <w:sz w:val="16"/>
+                <w:szCs w:val="16"/>
+              </w:rPr>
+            </w:pPr>
+            <w:r>
+              <w:rPr>
+                <w:sz w:val="16"/>
+                <w:szCs w:val="16"/>
+              </w:rPr>
+              <w:t>0</w:t>
+            </w:r>
+          </w:p>
+        </w:tc>
+        <w:tc>
+          <w:tcPr>
+            <w:tcW w:w="1080" w:type="dxa"/>
+            <w:tcBorders>
+              <w:top w:val="nil"/>
+              <w:left w:val="nil"/>
+              <w:bottom w:val="nil"/>
+              <w:right w:val="nil"/>
+            </w:tcBorders>
+            <w:vAlign w:val="center"/>
+          </w:tcPr>
+          <w:p>
+            <w:pPr>
+              <w:jc w:val="center"/>
+              <w:rPr>
+                <w:sz w:val="16"/>
+                <w:szCs w:val="16"/>
+              </w:rPr>
+            </w:pPr>
+            <w:r>
+              <w:rPr>
+                <w:sz w:val="16"/>
+                <w:szCs w:val="16"/>
+              </w:rPr>
+              <w:t>0.5</w:t>
+            </w:r>
+          </w:p>
+        </w:tc>
+        <w:tc>
+          <w:tcPr>
+            <w:tcW w:w="810" w:type="dxa"/>
+            <w:tcBorders>
+              <w:top w:val="single" w:sz="4" w:space="0" w:color="auto"/>
+            </w:tcBorders>
+            <w:vAlign w:val="center"/>
+          </w:tcPr>
+          <w:p>
+            <w:pPr>
+              <w:jc w:val="center"/>
+              <w:rPr>
+                <w:sz w:val="16"/>
+                <w:szCs w:val="16"/>
+              </w:rPr>
+            </w:pPr>
+            <w:r>
+              <w:rPr>
+                <w:sz w:val="16"/>
+                <w:szCs w:val="16"/>
+              </w:rPr>
+              <w:t>62.911</w:t>
+            </w:r>
+          </w:p>
+        </w:tc>
+        <w:tc>
+          <w:tcPr>
+            <w:tcW w:w="1170" w:type="dxa"/>
+            <w:tcBorders>
+              <w:top w:val="nil"/>
+              <w:left w:val="nil"/>
+              <w:bottom w:val="nil"/>
+              <w:right w:val="nil"/>
+            </w:tcBorders>
+            <w:vAlign w:val="center"/>
+          </w:tcPr>
+          <w:p>
+            <w:pPr>
+              <w:jc w:val="center"/>
+              <w:rPr>
+                <w:sz w:val="16"/>
+                <w:szCs w:val="16"/>
+              </w:rPr>
+            </w:pPr>
+            <w:r>
+              <w:rPr>
+                <w:sz w:val="16"/>
+                <w:szCs w:val="16"/>
+              </w:rPr>
+              <w:t>30.485</w:t>
+            </w:r>
+          </w:p>
+        </w:tc>
+        <w:tc>
+          <w:tcPr>
+            <w:tcW w:w="1080" w:type="dxa"/>
+            <w:tcBorders>
+              <w:top w:val="single" w:sz="4" w:space="0" w:color="auto"/>
+            </w:tcBorders>
+            <w:vAlign w:val="center"/>
+          </w:tcPr>
+          <w:p>
+            <w:pPr>
+              <w:jc w:val="center"/>
+              <w:rPr>
+                <w:sz w:val="16"/>
+                <w:szCs w:val="16"/>
+              </w:rPr>
+            </w:pPr>
+            <w:r>
+              <w:rPr>
+                <w:sz w:val="16"/>
+                <w:szCs w:val="16"/>
+              </w:rPr>
+              <w:t>69.906</w:t>
+            </w:r>
+          </w:p>
+        </w:tc>
+      </w:tr>
+      <w:tr>
+        <w:tc>
+          <w:tcPr>
+            <w:tcW w:w="900" w:type="dxa"/>
+            <w:tcBorders>
+              <w:top w:val="nil"/>
+              <w:left w:val="nil"/>
+              <w:bottom w:val="nil"/>
+              <w:right w:val="nil"/>
+            </w:tcBorders>
+            <w:vAlign w:val="center"/>
+          </w:tcPr>
+          <w:p>
+            <w:pPr>
+              <w:jc w:val="center"/>
+              <w:rPr>
+                <w:i/>
+                <w:iCs/>
+                <w:sz w:val="16"/>
+                <w:szCs w:val="16"/>
+              </w:rPr>
+            </w:pPr>
+            <w:r>
+              <w:rPr>
+                <w:i/>
+                <w:iCs/>
+                <w:sz w:val="16"/>
+                <w:szCs w:val="16"/>
+              </w:rPr>
+              <w:t>5</w:t>
+            </w:r>
+          </w:p>
+        </w:tc>
+        <w:tc>
+          <w:tcPr>
+            <w:tcW w:w="1080" w:type="dxa"/>
+            <w:tcBorders>
+              <w:top w:val="nil"/>
+              <w:left w:val="nil"/>
+              <w:bottom w:val="nil"/>
+              <w:right w:val="nil"/>
+            </w:tcBorders>
+            <w:vAlign w:val="center"/>
+          </w:tcPr>
+          <w:p>
+            <w:pPr>
+              <w:jc w:val="center"/>
+              <w:rPr>
+                <w:sz w:val="16"/>
+                <w:szCs w:val="16"/>
+              </w:rPr>
+            </w:pPr>
+            <w:r>
+              <w:rPr>
+                <w:sz w:val="16"/>
+                <w:szCs w:val="16"/>
+              </w:rPr>
+              <w:t>0.5</w:t>
+            </w:r>
+          </w:p>
+        </w:tc>
+        <w:tc>
+          <w:tcPr>
+            <w:tcW w:w="810" w:type="dxa"/>
+            <w:vAlign w:val="center"/>
+          </w:tcPr>
+          <w:p>
+            <w:pPr>
+              <w:jc w:val="center"/>
+              <w:rPr>
+                <w:sz w:val="16"/>
+                <w:szCs w:val="16"/>
+              </w:rPr>
+            </w:pPr>
+            <w:r>
+              <w:rPr>
+                <w:sz w:val="16"/>
+                <w:szCs w:val="16"/>
+              </w:rPr>
+              <w:t>63.022</w:t>
+            </w:r>
+          </w:p>
+        </w:tc>
+        <w:tc>
+          <w:tcPr>
+            <w:tcW w:w="1170" w:type="dxa"/>
+            <w:tcBorders>
+              <w:top w:val="nil"/>
+              <w:left w:val="nil"/>
+              <w:bottom w:val="nil"/>
+              <w:right w:val="nil"/>
+            </w:tcBorders>
+            <w:vAlign w:val="center"/>
+          </w:tcPr>
+          <w:p>
+            <w:pPr>
+              <w:jc w:val="center"/>
+              <w:rPr>
+                <w:sz w:val="16"/>
+                <w:szCs w:val="16"/>
+                <w:vertAlign w:val="superscript"/>
+              </w:rPr>
+            </w:pPr>
+            <w:r>
+              <w:rPr>
+                <w:sz w:val="16"/>
+                <w:szCs w:val="16"/>
+              </w:rPr>
+              <w:t>30.446</w:t>
+            </w:r>
+          </w:p>
+        </w:tc>
+        <w:tc>
+          <w:tcPr>
+            <w:tcW w:w="1080" w:type="dxa"/>
+            <w:vAlign w:val="center"/>
+          </w:tcPr>
+          <w:p>
+            <w:pPr>
+              <w:jc w:val="center"/>
+              <w:rPr>
+                <w:sz w:val="16"/>
+                <w:szCs w:val="16"/>
+              </w:rPr>
+            </w:pPr>
+            <w:r>
+              <w:rPr>
+                <w:sz w:val="16"/>
+                <w:szCs w:val="16"/>
+              </w:rPr>
+              <w:t>69.990</w:t>
+            </w:r>
+          </w:p>
+        </w:tc>
+      </w:tr>
+      <w:tr>
+        <w:tc>
+          <w:tcPr>
+            <w:tcW w:w="900" w:type="dxa"/>
+            <w:tcBorders>
+              <w:top w:val="nil"/>
+              <w:left w:val="nil"/>
+              <w:bottom w:val="nil"/>
+              <w:right w:val="nil"/>
+            </w:tcBorders>
+            <w:vAlign w:val="center"/>
+          </w:tcPr>
+          <w:p>
+            <w:pPr>
+              <w:jc w:val="center"/>
+              <w:rPr>
+                <w:i/>
+                <w:iCs/>
+                <w:sz w:val="16"/>
+                <w:szCs w:val="16"/>
+              </w:rPr>
+            </w:pPr>
+            <w:r>
+              <w:rPr>
+                <w:i/>
+                <w:iCs/>
+                <w:sz w:val="16"/>
+                <w:szCs w:val="16"/>
+              </w:rPr>
+              <w:t>10</w:t>
+            </w:r>
+          </w:p>
+        </w:tc>
+        <w:tc>
+          <w:tcPr>
+            <w:tcW w:w="1080" w:type="dxa"/>
+            <w:tcBorders>
+              <w:top w:val="nil"/>
+              <w:left w:val="nil"/>
+              <w:bottom w:val="nil"/>
+              <w:right w:val="nil"/>
+            </w:tcBorders>
+            <w:vAlign w:val="center"/>
+          </w:tcPr>
+          <w:p>
+            <w:pPr>
+              <w:jc w:val="center"/>
+              <w:rPr>
+                <w:sz w:val="16"/>
+                <w:szCs w:val="16"/>
+              </w:rPr>
+            </w:pPr>
+            <w:r>
+              <w:rPr>
+                <w:sz w:val="16"/>
+                <w:szCs w:val="16"/>
+              </w:rPr>
+              <w:t>0.5</w:t>
+            </w:r>
+          </w:p>
+        </w:tc>
+        <w:tc>
+          <w:tcPr>
+            <w:tcW w:w="810" w:type="dxa"/>
+            <w:vAlign w:val="center"/>
+          </w:tcPr>
+          <w:p>
+            <w:pPr>
+              <w:jc w:val="center"/>
+              <w:rPr>
+                <w:sz w:val="16"/>
+                <w:szCs w:val="16"/>
+              </w:rPr>
+            </w:pPr>
+            <w:r>
+              <w:rPr>
+                <w:sz w:val="16"/>
+                <w:szCs w:val="16"/>
+              </w:rPr>
+              <w:t>63.012</w:t>
+            </w:r>
+          </w:p>
+        </w:tc>
+        <w:tc>
+          <w:tcPr>
+            <w:tcW w:w="1170" w:type="dxa"/>
+            <w:tcBorders>
+              <w:top w:val="nil"/>
+              <w:left w:val="nil"/>
+              <w:bottom w:val="nil"/>
+              <w:right w:val="nil"/>
+            </w:tcBorders>
+            <w:vAlign w:val="center"/>
+          </w:tcPr>
+          <w:p>
+            <w:pPr>
+              <w:jc w:val="center"/>
+              <w:rPr>
+                <w:sz w:val="16"/>
+                <w:szCs w:val="16"/>
+              </w:rPr>
+            </w:pPr>
+            <w:r>
+              <w:rPr>
+                <w:sz w:val="16"/>
+                <w:szCs w:val="16"/>
+              </w:rPr>
+              <w:t>30.420</w:t>
+            </w:r>
+          </w:p>
+        </w:tc>
+        <w:tc>
+          <w:tcPr>
+            <w:tcW w:w="1080" w:type="dxa"/>
+            <w:vAlign w:val="center"/>
+          </w:tcPr>
+          <w:p>
+            <w:pPr>
+              <w:jc w:val="center"/>
+              <w:rPr>
+                <w:sz w:val="16"/>
+                <w:szCs w:val="16"/>
+              </w:rPr>
+            </w:pPr>
+            <w:r>
+              <w:rPr>
+                <w:sz w:val="16"/>
+                <w:szCs w:val="16"/>
+              </w:rPr>
+              <w:t>69.969</w:t>
+            </w:r>
+          </w:p>
+        </w:tc>
+      </w:tr>
+      <w:tr>
+        <w:tc>
+          <w:tcPr>
+            <w:tcW w:w="900" w:type="dxa"/>
+            <w:tcBorders>
+              <w:top w:val="nil"/>
+              <w:left w:val="nil"/>
+              <w:bottom w:val="nil"/>
+              <w:right w:val="nil"/>
+            </w:tcBorders>
+            <w:vAlign w:val="center"/>
+          </w:tcPr>
+          <w:p>
+            <w:pPr>
+              <w:jc w:val="center"/>
+              <w:rPr>
+                <w:i/>
+                <w:iCs/>
+                <w:sz w:val="16"/>
+                <w:szCs w:val="16"/>
+              </w:rPr>
+            </w:pPr>
+            <w:r>
+              <w:rPr>
+                <w:sz w:val="16"/>
+                <w:szCs w:val="16"/>
+              </w:rPr>
+              <w:t>0</w:t>
+            </w:r>
+          </w:p>
+        </w:tc>
+        <w:tc>
+          <w:tcPr>
+            <w:tcW w:w="1080" w:type="dxa"/>
+            <w:tcBorders>
+              <w:top w:val="nil"/>
+              <w:left w:val="nil"/>
+              <w:bottom w:val="nil"/>
+              <w:right w:val="nil"/>
+            </w:tcBorders>
+            <w:vAlign w:val="center"/>
+          </w:tcPr>
+          <w:p>
+            <w:pPr>
+              <w:jc w:val="center"/>
+              <w:rPr>
+                <w:sz w:val="16"/>
+                <w:szCs w:val="16"/>
+                <w:vertAlign w:val="superscript"/>
+              </w:rPr>
+            </w:pPr>
+            <w:r>
+              <w:rPr>
+                <w:sz w:val="16"/>
+                <w:szCs w:val="16"/>
+              </w:rPr>
+              <w:t>1.</w:t>
+            </w:r>
+            <w:r>
+              <w:rPr>
+                <w:sz w:val="16"/>
+                <w:szCs w:val="16"/>
+              </w:rPr>
+              <w:t>0</w:t>
+            </w:r>
+          </w:p>
+        </w:tc>
+        <w:tc>
+          <w:tcPr>
+            <w:tcW w:w="810" w:type="dxa"/>
+            <w:vAlign w:val="center"/>
+          </w:tcPr>
+          <w:p>
+            <w:pPr>
+              <w:jc w:val="center"/>
+              <w:rPr>
+                <w:sz w:val="16"/>
+                <w:szCs w:val="16"/>
+              </w:rPr>
+            </w:pPr>
+            <w:r>
+              <w:rPr>
+                <w:sz w:val="16"/>
+                <w:szCs w:val="16"/>
+              </w:rPr>
+              <w:t>63.045</w:t>
+            </w:r>
+          </w:p>
+        </w:tc>
+        <w:tc>
+          <w:tcPr>
+            <w:tcW w:w="1170" w:type="dxa"/>
+            <w:tcBorders>
+              <w:top w:val="nil"/>
+              <w:left w:val="nil"/>
+              <w:bottom w:val="nil"/>
+              <w:right w:val="nil"/>
+            </w:tcBorders>
+            <w:vAlign w:val="center"/>
+          </w:tcPr>
+          <w:p>
+            <w:pPr>
+              <w:jc w:val="center"/>
+              <w:rPr>
+                <w:sz w:val="16"/>
+                <w:szCs w:val="16"/>
+              </w:rPr>
+            </w:pPr>
+            <w:r>
+              <w:rPr>
+                <w:sz w:val="16"/>
+                <w:szCs w:val="16"/>
+              </w:rPr>
+              <w:t>30.461</w:t>
+            </w:r>
+          </w:p>
+        </w:tc>
+        <w:tc>
+          <w:tcPr>
+            <w:tcW w:w="1080" w:type="dxa"/>
+            <w:vAlign w:val="center"/>
+          </w:tcPr>
+          <w:p>
+            <w:pPr>
+              <w:jc w:val="center"/>
+              <w:rPr>
+                <w:sz w:val="16"/>
+                <w:szCs w:val="16"/>
+              </w:rPr>
+            </w:pPr>
+            <w:r>
+              <w:rPr>
+                <w:sz w:val="16"/>
+                <w:szCs w:val="16"/>
+              </w:rPr>
+              <w:t>70.017</w:t>
+            </w:r>
+          </w:p>
+        </w:tc>
+      </w:tr>
+      <w:tr>
+        <w:trPr>
+          <w:trHeight w:val="81"/>
+        </w:trPr>
+        <w:tc>
+          <w:tcPr>
+            <w:tcW w:w="900" w:type="dxa"/>
+            <w:tcBorders>
+              <w:top w:val="nil"/>
+              <w:left w:val="nil"/>
+              <w:bottom w:val="nil"/>
+              <w:right w:val="nil"/>
+            </w:tcBorders>
+            <w:vAlign w:val="center"/>
+          </w:tcPr>
+          <w:p>
+            <w:pPr>
+              <w:jc w:val="center"/>
+              <w:rPr>
+                <w:i/>
+                <w:iCs/>
+                <w:sz w:val="16"/>
+                <w:szCs w:val="16"/>
+              </w:rPr>
+            </w:pPr>
+            <w:r>
+              <w:rPr>
+                <w:i/>
+                <w:iCs/>
+                <w:sz w:val="16"/>
+                <w:szCs w:val="16"/>
+              </w:rPr>
+              <w:t>5</w:t>
+            </w:r>
+          </w:p>
+        </w:tc>
+        <w:tc>
+          <w:tcPr>
+            <w:tcW w:w="1080" w:type="dxa"/>
+            <w:tcBorders>
+              <w:top w:val="nil"/>
+              <w:left w:val="nil"/>
+              <w:bottom w:val="nil"/>
+              <w:right w:val="nil"/>
+            </w:tcBorders>
+            <w:vAlign w:val="center"/>
+          </w:tcPr>
+          <w:p>
+            <w:pPr>
+              <w:jc w:val="center"/>
+              <w:rPr>
+                <w:sz w:val="16"/>
+                <w:szCs w:val="16"/>
+              </w:rPr>
+            </w:pPr>
+            <w:r>
+              <w:rPr>
+                <w:sz w:val="16"/>
+                <w:szCs w:val="16"/>
+              </w:rPr>
+              <w:t>1.0</w:t>
+            </w:r>
+          </w:p>
+        </w:tc>
+        <w:tc>
+          <w:tcPr>
+            <w:tcW w:w="810" w:type="dxa"/>
+            <w:vAlign w:val="center"/>
+          </w:tcPr>
+          <w:p>
+            <w:pPr>
+              <w:jc w:val="center"/>
+              <w:rPr>
+                <w:sz w:val="16"/>
+                <w:szCs w:val="16"/>
+              </w:rPr>
+            </w:pPr>
+            <w:r>
+              <w:rPr>
+                <w:sz w:val="16"/>
+                <w:szCs w:val="16"/>
+              </w:rPr>
+              <w:t>62.913</w:t>
+            </w:r>
+          </w:p>
+        </w:tc>
+        <w:tc>
+          <w:tcPr>
+            <w:tcW w:w="1170" w:type="dxa"/>
+            <w:tcBorders>
+              <w:top w:val="nil"/>
+              <w:left w:val="nil"/>
+              <w:bottom w:val="nil"/>
+              <w:right w:val="nil"/>
+            </w:tcBorders>
+            <w:vAlign w:val="center"/>
+          </w:tcPr>
+          <w:p>
+            <w:pPr>
+              <w:jc w:val="center"/>
+              <w:rPr>
+                <w:sz w:val="16"/>
+                <w:szCs w:val="16"/>
+              </w:rPr>
+            </w:pPr>
+            <w:r>
+              <w:rPr>
+                <w:sz w:val="16"/>
+                <w:szCs w:val="16"/>
+              </w:rPr>
+              <w:t>30.505</w:t>
+            </w:r>
+          </w:p>
+        </w:tc>
+        <w:tc>
+          <w:tcPr>
+            <w:tcW w:w="1080" w:type="dxa"/>
+            <w:vAlign w:val="center"/>
+          </w:tcPr>
+          <w:p>
+            <w:pPr>
+              <w:jc w:val="center"/>
+              <w:rPr>
+                <w:sz w:val="16"/>
+                <w:szCs w:val="16"/>
+              </w:rPr>
+            </w:pPr>
+            <w:r>
+              <w:rPr>
+                <w:sz w:val="16"/>
+                <w:szCs w:val="16"/>
+              </w:rPr>
+              <w:t>69.917</w:t>
+            </w:r>
+          </w:p>
+        </w:tc>
+      </w:tr>
+      <w:tr>
+        <w:trPr>
+          <w:trHeight w:val="162"/>
+        </w:trPr>
+        <w:tc>
+          <w:tcPr>
+            <w:tcW w:w="900" w:type="dxa"/>
+            <w:tcBorders>
+              <w:top w:val="nil"/>
+              <w:left w:val="nil"/>
+              <w:bottom w:val="double" w:sz="6" w:space="0" w:color="auto"/>
+              <w:right w:val="nil"/>
+            </w:tcBorders>
+            <w:vAlign w:val="center"/>
+          </w:tcPr>
+          <w:p>
+            <w:pPr>
+              <w:jc w:val="center"/>
+              <w:rPr>
+                <w:i/>
+                <w:iCs/>
+                <w:sz w:val="16"/>
+                <w:szCs w:val="16"/>
+              </w:rPr>
+            </w:pPr>
+            <w:r>
+              <w:rPr>
+                <w:i/>
+                <w:iCs/>
+                <w:sz w:val="16"/>
+                <w:szCs w:val="16"/>
+              </w:rPr>
+              <w:t>10</w:t>
+            </w:r>
+          </w:p>
+        </w:tc>
+        <w:tc>
+          <w:tcPr>
+            <w:tcW w:w="1080" w:type="dxa"/>
+            <w:tcBorders>
+              <w:top w:val="nil"/>
+              <w:left w:val="nil"/>
+              <w:bottom w:val="double" w:sz="6" w:space="0" w:color="auto"/>
+              <w:right w:val="nil"/>
+            </w:tcBorders>
+            <w:vAlign w:val="center"/>
+          </w:tcPr>
+          <w:p>
+            <w:pPr>
+              <w:jc w:val="center"/>
+              <w:rPr>
+                <w:sz w:val="16"/>
+                <w:szCs w:val="16"/>
+              </w:rPr>
+            </w:pPr>
+            <w:r>
+              <w:rPr>
+                <w:sz w:val="16"/>
+                <w:szCs w:val="16"/>
+              </w:rPr>
+              <w:t>1.0</w:t>
+            </w:r>
+          </w:p>
+        </w:tc>
+        <w:tc>
+          <w:tcPr>
+            <w:tcW w:w="810" w:type="dxa"/>
+            <w:tcBorders>
+              <w:bottom w:val="double" w:sz="4" w:space="0" w:color="auto"/>
+            </w:tcBorders>
+            <w:vAlign w:val="center"/>
+          </w:tcPr>
+          <w:p>
+            <w:pPr>
+              <w:jc w:val="center"/>
+              <w:rPr>
+                <w:sz w:val="16"/>
+                <w:szCs w:val="16"/>
+              </w:rPr>
+            </w:pPr>
+            <w:r>
+              <w:rPr>
+                <w:sz w:val="16"/>
+                <w:szCs w:val="16"/>
+              </w:rPr>
+              <w:t>63.061</w:t>
+            </w:r>
+          </w:p>
+        </w:tc>
+        <w:tc>
+          <w:tcPr>
+            <w:tcW w:w="1170" w:type="dxa"/>
+            <w:tcBorders>
+              <w:top w:val="nil"/>
+              <w:left w:val="nil"/>
+              <w:bottom w:val="double" w:sz="6" w:space="0" w:color="auto"/>
+              <w:right w:val="nil"/>
+            </w:tcBorders>
+            <w:vAlign w:val="center"/>
+          </w:tcPr>
+          <w:p>
+            <w:pPr>
+              <w:jc w:val="center"/>
+              <w:rPr>
+                <w:sz w:val="16"/>
+                <w:szCs w:val="16"/>
+              </w:rPr>
+            </w:pPr>
+            <w:r>
+              <w:rPr>
+                <w:sz w:val="16"/>
+                <w:szCs w:val="16"/>
+              </w:rPr>
+              <w:t>30.497</w:t>
+            </w:r>
+          </w:p>
+        </w:tc>
+        <w:tc>
+          <w:tcPr>
+            <w:tcW w:w="1080" w:type="dxa"/>
+            <w:tcBorders>
+              <w:bottom w:val="double" w:sz="4" w:space="0" w:color="auto"/>
+            </w:tcBorders>
+            <w:vAlign w:val="center"/>
+          </w:tcPr>
+          <w:p>
+            <w:pPr>
+              <w:jc w:val="center"/>
+              <w:rPr>
+                <w:sz w:val="16"/>
+                <w:szCs w:val="16"/>
+              </w:rPr>
+            </w:pPr>
+            <w:r>
+              <w:rPr>
+                <w:sz w:val="16"/>
+                <w:szCs w:val="16"/>
+              </w:rPr>
+              <w:t>70.04</w:t>
+            </w:r>
+          </w:p>
+        </w:tc>
+      </w:tr>
+    </w:tbl>
+    <w:p>
+      <w:pPr>
+        <w:jc w:val="both"/>
+      </w:pPr>
+    </w:p>
+    <w:p>
+      <w:pPr>
+        <w:ind w:firstLine="202"/>
+        <w:jc w:val="both"/>
+      </w:pPr>
+      <w:r>
+        <w:t>Table I</w:t>
+      </w:r>
+      <w:r>
+        <w:t>I</w:t>
+      </w:r>
+      <w:r>
+        <w:t xml:space="preserve"> shows the </w:t>
+      </w:r>
+      <w:proofErr w:type="gramStart"/>
+      <w:r>
+        <w:t>mean</w:t>
+      </w:r>
+      <w:proofErr w:type="gramEnd"/>
+      <w:r>
+        <w:t xml:space="preserve">, standard deviation, </w:t>
+      </w:r>
+      <w:r>
+        <w:rPr>
+          <w:color w:val="EE0000"/>
+        </w:rPr>
+        <w:t>and root mean square</w:t>
+      </w:r>
+      <w:r>
+        <w:rPr>
+          <w:color w:val="EE0000"/>
+        </w:rPr>
+        <w:t xml:space="preserve"> </w:t>
+      </w:r>
+      <w:r>
+        <w:rPr>
+          <w:color w:val="000000" w:themeColor="text1"/>
+        </w:rPr>
+        <w:t xml:space="preserve">of the </w:t>
+      </w:r>
+      <w:r>
+        <w:rPr>
+          <w:color w:val="000000" w:themeColor="text1"/>
+        </w:rPr>
+        <w:t xml:space="preserve">error </w:t>
+      </w:r>
+      <w:r>
+        <w:rPr>
+          <w:color w:val="000000" w:themeColor="text1"/>
+        </w:rPr>
+        <w:t>signal for the sinusoidal bang-bang trials.</w:t>
+      </w:r>
+    </w:p>
+    <w:p>
+      <w:pPr>
+        <w:pStyle w:val="TableTitle"/>
+      </w:pPr>
+      <w:r>
+        <w:t>TABLE I</w:t>
+      </w:r>
+      <w:r>
+        <w:t>I</w:t>
+      </w:r>
+    </w:p>
+    <w:p>
+      <w:pPr>
+        <w:pStyle w:val="TableTitle"/>
+      </w:pPr>
+      <w:r>
+        <w:t xml:space="preserve">Bang-Bang Sinusoidal </w:t>
+      </w:r>
+      <w:r>
+        <w:t>Error</w:t>
+      </w:r>
+      <w:r>
+        <w:t xml:space="preserve"> Signal Statistics</w:t>
+      </w:r>
+    </w:p>
+    <w:tbl>
+      <w:tblPr>
+        <w:tblW w:w="5040" w:type="dxa"/>
+        <w:tblInd w:w="90" w:type="dxa"/>
+        <w:tblBorders>
+          <w:top w:val="single" w:sz="12" w:space="0" w:color="808080"/>
+          <w:bottom w:val="single" w:sz="12" w:space="0" w:color="808080"/>
+        </w:tblBorders>
+        <w:tblLayout w:type="fixed"/>
+        <w:tblLook w:val="0000" w:firstRow="0" w:lastRow="0" w:firstColumn="0" w:lastColumn="0" w:noHBand="0" w:noVBand="0"/>
+      </w:tblPr>
+      <w:tblGrid>
+        <w:gridCol w:w="900"/>
+        <w:gridCol w:w="1080"/>
+        <w:gridCol w:w="810"/>
+        <w:gridCol w:w="1170"/>
+        <w:gridCol w:w="1080"/>
+      </w:tblGrid>
+      <w:tr>
+        <w:trPr>
+          <w:trHeight w:val="440"/>
+        </w:trPr>
+        <w:tc>
+          <w:tcPr>
+            <w:tcW w:w="900" w:type="dxa"/>
+            <w:tcBorders>
+              <w:top w:val="double" w:sz="6" w:space="0" w:color="auto"/>
+              <w:left w:val="nil"/>
+              <w:bottom w:val="single" w:sz="6" w:space="0" w:color="auto"/>
+              <w:right w:val="nil"/>
+            </w:tcBorders>
+            <w:vAlign w:val="center"/>
+          </w:tcPr>
+          <w:p>
+            <w:pPr>
+              <w:jc w:val="center"/>
+              <w:rPr>
+                <w:sz w:val="16"/>
+                <w:szCs w:val="16"/>
+              </w:rPr>
+            </w:pPr>
+            <w:r>
+              <w:rPr>
+                <w:sz w:val="16"/>
+                <w:szCs w:val="16"/>
+              </w:rPr>
+              <w:t>Deadband</w:t>
+            </w:r>
+          </w:p>
+        </w:tc>
+        <w:tc>
+          <w:tcPr>
+            <w:tcW w:w="1080" w:type="dxa"/>
+            <w:tcBorders>
+              <w:top w:val="double" w:sz="6" w:space="0" w:color="auto"/>
+              <w:left w:val="nil"/>
+              <w:bottom w:val="single" w:sz="6" w:space="0" w:color="auto"/>
+              <w:right w:val="nil"/>
+            </w:tcBorders>
+            <w:vAlign w:val="center"/>
+          </w:tcPr>
+          <w:p>
+            <w:pPr>
+              <w:pStyle w:val="TableTitle"/>
+              <w:rPr>
+                <w:smallCaps w:val="0"/>
+              </w:rPr>
+            </w:pPr>
+            <w:r>
+              <w:rPr>
+                <w:smallCaps w:val="0"/>
+              </w:rPr>
+              <w:t>Duty Cycle</w:t>
+            </w:r>
+          </w:p>
+        </w:tc>
+        <w:tc>
+          <w:tcPr>
+            <w:tcW w:w="810" w:type="dxa"/>
+            <w:tcBorders>
+              <w:top w:val="double" w:sz="4" w:space="0" w:color="auto"/>
+              <w:bottom w:val="single" w:sz="4" w:space="0" w:color="auto"/>
+            </w:tcBorders>
+            <w:vAlign w:val="center"/>
+          </w:tcPr>
+          <w:p>
+            <w:pPr>
+              <w:jc w:val="center"/>
+              <w:rPr>
+                <w:sz w:val="16"/>
+                <w:szCs w:val="16"/>
+              </w:rPr>
+            </w:pPr>
+            <w:r>
+              <w:rPr>
+                <w:sz w:val="16"/>
+                <w:szCs w:val="16"/>
+              </w:rPr>
+              <w:t>Mean</w:t>
+            </w:r>
+          </w:p>
+        </w:tc>
+        <w:tc>
+          <w:tcPr>
+            <w:tcW w:w="1170" w:type="dxa"/>
+            <w:tcBorders>
+              <w:top w:val="double" w:sz="6" w:space="0" w:color="auto"/>
+              <w:left w:val="nil"/>
+              <w:bottom w:val="single" w:sz="6" w:space="0" w:color="auto"/>
+              <w:right w:val="nil"/>
+            </w:tcBorders>
+            <w:vAlign w:val="center"/>
+          </w:tcPr>
+          <w:p>
+            <w:pPr>
+              <w:jc w:val="center"/>
+              <w:rPr>
+                <w:sz w:val="16"/>
+                <w:szCs w:val="16"/>
+              </w:rPr>
+            </w:pPr>
+            <w:r>
+              <w:rPr>
+                <w:sz w:val="16"/>
+                <w:szCs w:val="16"/>
+              </w:rPr>
+              <w:t>Standard Deviation</w:t>
+            </w:r>
+          </w:p>
+        </w:tc>
+        <w:tc>
+          <w:tcPr>
+            <w:tcW w:w="1080" w:type="dxa"/>
+            <w:tcBorders>
+              <w:top w:val="double" w:sz="4" w:space="0" w:color="auto"/>
+              <w:bottom w:val="single" w:sz="4" w:space="0" w:color="auto"/>
+            </w:tcBorders>
+            <w:vAlign w:val="center"/>
+          </w:tcPr>
+          <w:p>
+            <w:pPr>
+              <w:jc w:val="center"/>
+              <w:rPr>
+                <w:sz w:val="16"/>
+                <w:szCs w:val="16"/>
+              </w:rPr>
+            </w:pPr>
+            <w:r>
+              <w:rPr>
+                <w:sz w:val="16"/>
+                <w:szCs w:val="16"/>
+              </w:rPr>
+              <w:t>RMS</w:t>
+            </w:r>
+          </w:p>
+        </w:tc>
+      </w:tr>
+      <w:tr>
+        <w:tc>
+          <w:tcPr>
+            <w:tcW w:w="900" w:type="dxa"/>
+            <w:tcBorders>
+              <w:top w:val="nil"/>
+              <w:left w:val="nil"/>
+              <w:bottom w:val="nil"/>
+              <w:right w:val="nil"/>
+            </w:tcBorders>
+            <w:vAlign w:val="center"/>
+          </w:tcPr>
+          <w:p>
+            <w:pPr>
+              <w:jc w:val="center"/>
+              <w:rPr>
+                <w:sz w:val="16"/>
+                <w:szCs w:val="16"/>
+              </w:rPr>
+            </w:pPr>
+            <w:r>
+              <w:rPr>
+                <w:sz w:val="16"/>
+                <w:szCs w:val="16"/>
+              </w:rPr>
+              <w:t>0</w:t>
+            </w:r>
+          </w:p>
+        </w:tc>
+        <w:tc>
+          <w:tcPr>
+            <w:tcW w:w="1080" w:type="dxa"/>
+            <w:tcBorders>
+              <w:top w:val="nil"/>
+              <w:left w:val="nil"/>
+              <w:bottom w:val="nil"/>
+              <w:right w:val="nil"/>
+            </w:tcBorders>
+            <w:vAlign w:val="center"/>
+          </w:tcPr>
+          <w:p>
+            <w:pPr>
+              <w:jc w:val="center"/>
+              <w:rPr>
+                <w:sz w:val="16"/>
+                <w:szCs w:val="16"/>
+              </w:rPr>
+            </w:pPr>
+            <w:r>
+              <w:rPr>
+                <w:sz w:val="16"/>
+                <w:szCs w:val="16"/>
+              </w:rPr>
+              <w:t>0.5</w:t>
+            </w:r>
+          </w:p>
+        </w:tc>
+        <w:tc>
+          <w:tcPr>
+            <w:tcW w:w="810" w:type="dxa"/>
+            <w:tcBorders>
+              <w:top w:val="single" w:sz="4" w:space="0" w:color="auto"/>
+            </w:tcBorders>
+          </w:tcPr>
+          <w:p>
+            <w:pPr>
+              <w:jc w:val="center"/>
+              <w:rPr>
+                <w:sz w:val="16"/>
+                <w:szCs w:val="16"/>
+              </w:rPr>
+            </w:pPr>
+            <w:r>
+              <w:rPr>
+                <w:sz w:val="16"/>
+                <w:szCs w:val="16"/>
+              </w:rPr>
+              <w:t>0.2941</w:t>
+            </w:r>
+          </w:p>
+        </w:tc>
+        <w:tc>
+          <w:tcPr>
+            <w:tcW w:w="1170" w:type="dxa"/>
+            <w:tcBorders>
+              <w:top w:val="nil"/>
+              <w:left w:val="nil"/>
+              <w:bottom w:val="nil"/>
+              <w:right w:val="nil"/>
+            </w:tcBorders>
+          </w:tcPr>
+          <w:p>
+            <w:pPr>
+              <w:jc w:val="center"/>
+              <w:rPr>
+                <w:sz w:val="16"/>
+                <w:szCs w:val="16"/>
+              </w:rPr>
+            </w:pPr>
+            <w:r>
+              <w:rPr>
+                <w:sz w:val="16"/>
+                <w:szCs w:val="16"/>
+              </w:rPr>
+              <w:t>6.4424</w:t>
+            </w:r>
+          </w:p>
+        </w:tc>
+        <w:tc>
+          <w:tcPr>
+            <w:tcW w:w="1080" w:type="dxa"/>
+            <w:tcBorders>
+              <w:top w:val="single" w:sz="4" w:space="0" w:color="auto"/>
+            </w:tcBorders>
+          </w:tcPr>
+          <w:p>
+            <w:pPr>
+              <w:jc w:val="center"/>
+              <w:rPr>
+                <w:sz w:val="16"/>
+                <w:szCs w:val="16"/>
+              </w:rPr>
+            </w:pPr>
+            <w:r>
+              <w:rPr>
+                <w:sz w:val="16"/>
+                <w:szCs w:val="16"/>
+              </w:rPr>
+              <w:t>6.4483</w:t>
+            </w:r>
+          </w:p>
+        </w:tc>
+      </w:tr>
+      <w:tr>
+        <w:tc>
+          <w:tcPr>
+            <w:tcW w:w="900" w:type="dxa"/>
+            <w:tcBorders>
+              <w:top w:val="nil"/>
+              <w:left w:val="nil"/>
+              <w:bottom w:val="nil"/>
+              <w:right w:val="nil"/>
+            </w:tcBorders>
+            <w:vAlign w:val="center"/>
+          </w:tcPr>
+          <w:p>
+            <w:pPr>
+              <w:jc w:val="center"/>
+              <w:rPr>
+                <w:i/>
+                <w:iCs/>
+                <w:sz w:val="16"/>
+                <w:szCs w:val="16"/>
+              </w:rPr>
+            </w:pPr>
+            <w:r>
+              <w:rPr>
+                <w:i/>
+                <w:iCs/>
+                <w:sz w:val="16"/>
+                <w:szCs w:val="16"/>
+              </w:rPr>
+              <w:t>5</w:t>
+            </w:r>
+          </w:p>
+        </w:tc>
+        <w:tc>
+          <w:tcPr>
+            <w:tcW w:w="1080" w:type="dxa"/>
+            <w:tcBorders>
+              <w:top w:val="nil"/>
+              <w:left w:val="nil"/>
+              <w:bottom w:val="nil"/>
+              <w:right w:val="nil"/>
+            </w:tcBorders>
+            <w:vAlign w:val="center"/>
+          </w:tcPr>
+          <w:p>
+            <w:pPr>
+              <w:jc w:val="center"/>
+              <w:rPr>
+                <w:sz w:val="16"/>
+                <w:szCs w:val="16"/>
+              </w:rPr>
+            </w:pPr>
+            <w:r>
+              <w:rPr>
+                <w:sz w:val="16"/>
+                <w:szCs w:val="16"/>
+              </w:rPr>
+              <w:t>0.5</w:t>
+            </w:r>
+          </w:p>
+        </w:tc>
+        <w:tc>
+          <w:tcPr>
+            <w:tcW w:w="810" w:type="dxa"/>
+          </w:tcPr>
+          <w:p>
+            <w:pPr>
+              <w:jc w:val="center"/>
+              <w:rPr>
+                <w:sz w:val="16"/>
+                <w:szCs w:val="16"/>
+              </w:rPr>
+            </w:pPr>
+            <w:r>
+              <w:rPr>
+                <w:sz w:val="16"/>
+                <w:szCs w:val="16"/>
+              </w:rPr>
+              <w:t>-0.0864</w:t>
+            </w:r>
+          </w:p>
+        </w:tc>
+        <w:tc>
+          <w:tcPr>
+            <w:tcW w:w="1170" w:type="dxa"/>
+            <w:tcBorders>
+              <w:top w:val="nil"/>
+              <w:left w:val="nil"/>
+              <w:bottom w:val="nil"/>
+              <w:right w:val="nil"/>
+            </w:tcBorders>
+          </w:tcPr>
+          <w:p>
+            <w:pPr>
+              <w:jc w:val="center"/>
+              <w:rPr>
+                <w:sz w:val="16"/>
+                <w:szCs w:val="16"/>
+                <w:vertAlign w:val="superscript"/>
+              </w:rPr>
+            </w:pPr>
+            <w:r>
+              <w:rPr>
+                <w:sz w:val="16"/>
+                <w:szCs w:val="16"/>
+              </w:rPr>
+              <w:t>3.8029</w:t>
+            </w:r>
+          </w:p>
+        </w:tc>
+        <w:tc>
+          <w:tcPr>
+            <w:tcW w:w="1080" w:type="dxa"/>
+          </w:tcPr>
+          <w:p>
+            <w:pPr>
+              <w:jc w:val="center"/>
+              <w:rPr>
+                <w:sz w:val="16"/>
+                <w:szCs w:val="16"/>
+              </w:rPr>
+            </w:pPr>
+            <w:r>
+              <w:rPr>
+                <w:sz w:val="16"/>
+                <w:szCs w:val="16"/>
+              </w:rPr>
+              <w:t>3.8034</w:t>
+            </w:r>
+          </w:p>
+        </w:tc>
+      </w:tr>
+      <w:tr>
+        <w:tc>
+          <w:tcPr>
+            <w:tcW w:w="900" w:type="dxa"/>
+            <w:tcBorders>
+              <w:top w:val="nil"/>
+              <w:left w:val="nil"/>
+              <w:bottom w:val="nil"/>
+              <w:right w:val="nil"/>
+            </w:tcBorders>
+            <w:vAlign w:val="center"/>
+          </w:tcPr>
+          <w:p>
+            <w:pPr>
+              <w:jc w:val="center"/>
+              <w:rPr>
+                <w:i/>
+                <w:iCs/>
+                <w:sz w:val="16"/>
+                <w:szCs w:val="16"/>
+              </w:rPr>
+            </w:pPr>
+            <w:r>
+              <w:rPr>
+                <w:i/>
+                <w:iCs/>
+                <w:sz w:val="16"/>
+                <w:szCs w:val="16"/>
+              </w:rPr>
+              <w:t>10</w:t>
+            </w:r>
+          </w:p>
+        </w:tc>
+        <w:tc>
+          <w:tcPr>
+            <w:tcW w:w="1080" w:type="dxa"/>
+            <w:tcBorders>
+              <w:top w:val="nil"/>
+              <w:left w:val="nil"/>
+              <w:bottom w:val="nil"/>
+              <w:right w:val="nil"/>
+            </w:tcBorders>
+            <w:vAlign w:val="center"/>
+          </w:tcPr>
+          <w:p>
+            <w:pPr>
+              <w:jc w:val="center"/>
+              <w:rPr>
+                <w:sz w:val="16"/>
+                <w:szCs w:val="16"/>
+              </w:rPr>
+            </w:pPr>
+            <w:r>
+              <w:rPr>
+                <w:sz w:val="16"/>
+                <w:szCs w:val="16"/>
+              </w:rPr>
+              <w:t>0.5</w:t>
+            </w:r>
+          </w:p>
+        </w:tc>
+        <w:tc>
+          <w:tcPr>
+            <w:tcW w:w="810" w:type="dxa"/>
+          </w:tcPr>
+          <w:p>
+            <w:pPr>
+              <w:jc w:val="center"/>
+              <w:rPr>
+                <w:sz w:val="16"/>
+                <w:szCs w:val="16"/>
+              </w:rPr>
+            </w:pPr>
+            <w:r>
+              <w:rPr>
+                <w:sz w:val="16"/>
+                <w:szCs w:val="16"/>
+              </w:rPr>
+              <w:t>1.5063</w:t>
+            </w:r>
+          </w:p>
+        </w:tc>
+        <w:tc>
+          <w:tcPr>
+            <w:tcW w:w="1170" w:type="dxa"/>
+            <w:tcBorders>
+              <w:top w:val="nil"/>
+              <w:left w:val="nil"/>
+              <w:bottom w:val="nil"/>
+              <w:right w:val="nil"/>
+            </w:tcBorders>
+          </w:tcPr>
+          <w:p>
+            <w:pPr>
+              <w:jc w:val="center"/>
+              <w:rPr>
+                <w:sz w:val="16"/>
+                <w:szCs w:val="16"/>
+              </w:rPr>
+            </w:pPr>
+            <w:r>
+              <w:rPr>
+                <w:sz w:val="16"/>
+                <w:szCs w:val="16"/>
+              </w:rPr>
+              <w:t>7.7224</w:t>
+            </w:r>
+          </w:p>
+        </w:tc>
+        <w:tc>
+          <w:tcPr>
+            <w:tcW w:w="1080" w:type="dxa"/>
+          </w:tcPr>
+          <w:p>
+            <w:pPr>
+              <w:jc w:val="center"/>
+              <w:rPr>
+                <w:sz w:val="16"/>
+                <w:szCs w:val="16"/>
+              </w:rPr>
+            </w:pPr>
+            <w:r>
+              <w:rPr>
+                <w:sz w:val="16"/>
+                <w:szCs w:val="16"/>
+              </w:rPr>
+              <w:t>7.8670</w:t>
+            </w:r>
+          </w:p>
+        </w:tc>
+      </w:tr>
+      <w:tr>
+        <w:tc>
+          <w:tcPr>
+            <w:tcW w:w="900" w:type="dxa"/>
+            <w:tcBorders>
+              <w:top w:val="nil"/>
+              <w:left w:val="nil"/>
+              <w:bottom w:val="nil"/>
+              <w:right w:val="nil"/>
+            </w:tcBorders>
+            <w:vAlign w:val="center"/>
+          </w:tcPr>
+          <w:p>
+            <w:pPr>
+              <w:jc w:val="center"/>
+              <w:rPr>
+                <w:i/>
+                <w:iCs/>
+                <w:sz w:val="16"/>
+                <w:szCs w:val="16"/>
+              </w:rPr>
+            </w:pPr>
+            <w:r>
+              <w:rPr>
+                <w:sz w:val="16"/>
+                <w:szCs w:val="16"/>
+              </w:rPr>
+              <w:t>0</w:t>
+            </w:r>
+          </w:p>
+        </w:tc>
+        <w:tc>
+          <w:tcPr>
+            <w:tcW w:w="1080" w:type="dxa"/>
+            <w:tcBorders>
+              <w:top w:val="nil"/>
+              <w:left w:val="nil"/>
+              <w:bottom w:val="nil"/>
+              <w:right w:val="nil"/>
+            </w:tcBorders>
+            <w:vAlign w:val="center"/>
+          </w:tcPr>
+          <w:p>
+            <w:pPr>
+              <w:jc w:val="center"/>
+              <w:rPr>
+                <w:sz w:val="16"/>
+                <w:szCs w:val="16"/>
+                <w:vertAlign w:val="superscript"/>
+              </w:rPr>
+            </w:pPr>
+            <w:r>
+              <w:rPr>
+                <w:sz w:val="16"/>
+                <w:szCs w:val="16"/>
+              </w:rPr>
+              <w:t>1.0</w:t>
+            </w:r>
+          </w:p>
+        </w:tc>
+        <w:tc>
+          <w:tcPr>
+            <w:tcW w:w="810" w:type="dxa"/>
+          </w:tcPr>
+          <w:p>
+            <w:pPr>
+              <w:jc w:val="center"/>
+              <w:rPr>
+                <w:sz w:val="16"/>
+                <w:szCs w:val="16"/>
+              </w:rPr>
+            </w:pPr>
+            <w:r>
+              <w:rPr>
+                <w:sz w:val="16"/>
+                <w:szCs w:val="16"/>
+              </w:rPr>
+              <w:t>0.4531</w:t>
+            </w:r>
+          </w:p>
+        </w:tc>
+        <w:tc>
+          <w:tcPr>
+            <w:tcW w:w="1170" w:type="dxa"/>
+            <w:tcBorders>
+              <w:top w:val="nil"/>
+              <w:left w:val="nil"/>
+              <w:bottom w:val="nil"/>
+              <w:right w:val="nil"/>
+            </w:tcBorders>
+          </w:tcPr>
+          <w:p>
+            <w:pPr>
+              <w:jc w:val="center"/>
+              <w:rPr>
+                <w:sz w:val="16"/>
+                <w:szCs w:val="16"/>
+              </w:rPr>
+            </w:pPr>
+            <w:r>
+              <w:rPr>
+                <w:sz w:val="16"/>
+                <w:szCs w:val="16"/>
+              </w:rPr>
+              <w:t>14.749</w:t>
+            </w:r>
+          </w:p>
+        </w:tc>
+        <w:tc>
+          <w:tcPr>
+            <w:tcW w:w="1080" w:type="dxa"/>
+          </w:tcPr>
+          <w:p>
+            <w:pPr>
+              <w:jc w:val="center"/>
+              <w:rPr>
+                <w:sz w:val="16"/>
+                <w:szCs w:val="16"/>
+              </w:rPr>
+            </w:pPr>
+            <w:r>
+              <w:rPr>
+                <w:sz w:val="16"/>
+                <w:szCs w:val="16"/>
+              </w:rPr>
+              <w:t>14.754</w:t>
+            </w:r>
+          </w:p>
+        </w:tc>
+      </w:tr>
+      <w:tr>
+        <w:trPr>
+          <w:trHeight w:val="81"/>
+        </w:trPr>
+        <w:tc>
+          <w:tcPr>
+            <w:tcW w:w="900" w:type="dxa"/>
+            <w:tcBorders>
+              <w:top w:val="nil"/>
+              <w:left w:val="nil"/>
+              <w:bottom w:val="nil"/>
+              <w:right w:val="nil"/>
+            </w:tcBorders>
+            <w:vAlign w:val="center"/>
+          </w:tcPr>
+          <w:p>
+            <w:pPr>
+              <w:jc w:val="center"/>
+              <w:rPr>
+                <w:i/>
+                <w:iCs/>
+                <w:sz w:val="16"/>
+                <w:szCs w:val="16"/>
+              </w:rPr>
+            </w:pPr>
+            <w:r>
+              <w:rPr>
+                <w:i/>
+                <w:iCs/>
+                <w:sz w:val="16"/>
+                <w:szCs w:val="16"/>
+              </w:rPr>
+              <w:t>5</w:t>
+            </w:r>
+          </w:p>
+        </w:tc>
+        <w:tc>
+          <w:tcPr>
+            <w:tcW w:w="1080" w:type="dxa"/>
+            <w:tcBorders>
+              <w:top w:val="nil"/>
+              <w:left w:val="nil"/>
+              <w:bottom w:val="nil"/>
+              <w:right w:val="nil"/>
+            </w:tcBorders>
+            <w:vAlign w:val="center"/>
+          </w:tcPr>
+          <w:p>
+            <w:pPr>
+              <w:jc w:val="center"/>
+              <w:rPr>
+                <w:sz w:val="16"/>
+                <w:szCs w:val="16"/>
+              </w:rPr>
+            </w:pPr>
+            <w:r>
+              <w:rPr>
+                <w:sz w:val="16"/>
+                <w:szCs w:val="16"/>
+              </w:rPr>
+              <w:t>1.0</w:t>
+            </w:r>
+          </w:p>
+        </w:tc>
+        <w:tc>
+          <w:tcPr>
+            <w:tcW w:w="810" w:type="dxa"/>
+          </w:tcPr>
+          <w:p>
+            <w:pPr>
+              <w:jc w:val="center"/>
+              <w:rPr>
+                <w:sz w:val="16"/>
+                <w:szCs w:val="16"/>
+              </w:rPr>
+            </w:pPr>
+            <w:r>
+              <w:rPr>
+                <w:sz w:val="16"/>
+                <w:szCs w:val="16"/>
+              </w:rPr>
+              <w:t>0.6585</w:t>
+            </w:r>
+          </w:p>
+        </w:tc>
+        <w:tc>
+          <w:tcPr>
+            <w:tcW w:w="1170" w:type="dxa"/>
+            <w:tcBorders>
+              <w:top w:val="nil"/>
+              <w:left w:val="nil"/>
+              <w:bottom w:val="nil"/>
+              <w:right w:val="nil"/>
+            </w:tcBorders>
+          </w:tcPr>
+          <w:p>
+            <w:pPr>
+              <w:jc w:val="center"/>
+              <w:rPr>
+                <w:sz w:val="16"/>
+                <w:szCs w:val="16"/>
+              </w:rPr>
+            </w:pPr>
+            <w:r>
+              <w:rPr>
+                <w:sz w:val="16"/>
+                <w:szCs w:val="16"/>
+              </w:rPr>
+              <w:t>12.079</w:t>
+            </w:r>
+          </w:p>
+        </w:tc>
+        <w:tc>
+          <w:tcPr>
+            <w:tcW w:w="1080" w:type="dxa"/>
+          </w:tcPr>
+          <w:p>
+            <w:pPr>
+              <w:jc w:val="center"/>
+              <w:rPr>
+                <w:sz w:val="16"/>
+                <w:szCs w:val="16"/>
+              </w:rPr>
+            </w:pPr>
+            <w:r>
+              <w:rPr>
+                <w:sz w:val="16"/>
+                <w:szCs w:val="16"/>
+              </w:rPr>
+              <w:t>12.096</w:t>
+            </w:r>
+          </w:p>
+        </w:tc>
+      </w:tr>
+      <w:tr>
+        <w:trPr>
+          <w:trHeight w:val="162"/>
+        </w:trPr>
+        <w:tc>
+          <w:tcPr>
+            <w:tcW w:w="900" w:type="dxa"/>
+            <w:tcBorders>
+              <w:top w:val="nil"/>
+              <w:left w:val="nil"/>
+              <w:bottom w:val="double" w:sz="6" w:space="0" w:color="auto"/>
+              <w:right w:val="nil"/>
+            </w:tcBorders>
+            <w:vAlign w:val="center"/>
+          </w:tcPr>
+          <w:p>
+            <w:pPr>
+              <w:jc w:val="center"/>
+              <w:rPr>
+                <w:i/>
+                <w:iCs/>
+                <w:sz w:val="16"/>
+                <w:szCs w:val="16"/>
+              </w:rPr>
+            </w:pPr>
+            <w:r>
+              <w:rPr>
+                <w:i/>
+                <w:iCs/>
+                <w:sz w:val="16"/>
+                <w:szCs w:val="16"/>
+              </w:rPr>
+              <w:t>10</w:t>
+            </w:r>
+          </w:p>
+        </w:tc>
+        <w:tc>
+          <w:tcPr>
+            <w:tcW w:w="1080" w:type="dxa"/>
+            <w:tcBorders>
+              <w:top w:val="nil"/>
+              <w:left w:val="nil"/>
+              <w:bottom w:val="double" w:sz="6" w:space="0" w:color="auto"/>
+              <w:right w:val="nil"/>
+            </w:tcBorders>
+            <w:vAlign w:val="center"/>
+          </w:tcPr>
+          <w:p>
+            <w:pPr>
+              <w:jc w:val="center"/>
+              <w:rPr>
+                <w:sz w:val="16"/>
+                <w:szCs w:val="16"/>
+              </w:rPr>
+            </w:pPr>
+            <w:r>
+              <w:rPr>
+                <w:sz w:val="16"/>
+                <w:szCs w:val="16"/>
+              </w:rPr>
+              <w:t>1.0</w:t>
+            </w:r>
+          </w:p>
+        </w:tc>
+        <w:tc>
+          <w:tcPr>
+            <w:tcW w:w="810" w:type="dxa"/>
+            <w:tcBorders>
+              <w:bottom w:val="double" w:sz="4" w:space="0" w:color="auto"/>
+            </w:tcBorders>
+          </w:tcPr>
+          <w:p>
+            <w:pPr>
+              <w:jc w:val="center"/>
+              <w:rPr>
+                <w:sz w:val="16"/>
+                <w:szCs w:val="16"/>
+              </w:rPr>
+            </w:pPr>
+            <w:r>
+              <w:rPr>
+                <w:sz w:val="16"/>
+                <w:szCs w:val="16"/>
+              </w:rPr>
+              <w:t>0.1468</w:t>
+            </w:r>
+          </w:p>
+        </w:tc>
+        <w:tc>
+          <w:tcPr>
+            <w:tcW w:w="1170" w:type="dxa"/>
+            <w:tcBorders>
+              <w:top w:val="nil"/>
+              <w:left w:val="nil"/>
+              <w:bottom w:val="double" w:sz="6" w:space="0" w:color="auto"/>
+              <w:right w:val="nil"/>
+            </w:tcBorders>
+          </w:tcPr>
+          <w:p>
+            <w:pPr>
+              <w:jc w:val="center"/>
+              <w:rPr>
+                <w:sz w:val="16"/>
+                <w:szCs w:val="16"/>
+              </w:rPr>
+            </w:pPr>
+            <w:r>
+              <w:rPr>
+                <w:sz w:val="16"/>
+                <w:szCs w:val="16"/>
+              </w:rPr>
+              <w:t>5.8111</w:t>
+            </w:r>
+          </w:p>
+        </w:tc>
+        <w:tc>
+          <w:tcPr>
+            <w:tcW w:w="1080" w:type="dxa"/>
+            <w:tcBorders>
+              <w:bottom w:val="double" w:sz="4" w:space="0" w:color="auto"/>
+            </w:tcBorders>
+          </w:tcPr>
+          <w:p>
+            <w:pPr>
+              <w:jc w:val="center"/>
+              <w:rPr>
+                <w:sz w:val="16"/>
+                <w:szCs w:val="16"/>
+              </w:rPr>
+            </w:pPr>
+            <w:r>
+              <w:rPr>
+                <w:sz w:val="16"/>
+                <w:szCs w:val="16"/>
+              </w:rPr>
+              <w:t>5.8122</w:t>
+            </w:r>
+          </w:p>
+        </w:tc>
+      </w:tr>
+    </w:tbl>
+    <w:p>
+      <w:pPr>
+        <w:jc w:val="both"/>
+      </w:pPr>
+    </w:p>
+    <w:p>
+      <w:pPr>
+        <w:rPr>
+          <w:color w:val="000000" w:themeColor="text1"/>
+        </w:rPr>
+      </w:pPr>
+    </w:p>
+    <w:p>
+      <w:pPr>
+        <w:rPr>
+          <w:i/>
+          <w:iCs/>
+        </w:rPr>
+      </w:pPr>
+    </w:p>
+    <w:p>
+      <w:pPr>
+        <w:rPr>
+          <w:i/>
+          <w:iCs/>
+        </w:rPr>
+      </w:pPr>
+      <w:r>
+        <w:rPr>
+          <w:i/>
+          <w:iCs/>
+        </w:rPr>
+        <w:t>Step Response</w:t>
+      </w:r>
+    </w:p>
+    <w:p>
+      <w:pPr>
+        <w:jc w:val="both"/>
+      </w:pPr>
+      <w:r>
+        <w:rPr>
+          <w:i/>
+          <w:iCs/>
+        </w:rPr>
+        <w:lastRenderedPageBreak/>
         <w:tab/>
       </w:r>
       <w:r>
@@ -4930,7 +7299,6 @@
                 <w:sz w:val="16"/>
                 <w:szCs w:val="16"/>
               </w:rPr>
-              <w:lastRenderedPageBreak/>
               <w:t>5</w:t>
             </w:r>
           </w:p>
@@ -5296,7 +7664,21 @@
         <w:rPr>
           <w:color w:val="000000" w:themeColor="text1"/>
         </w:rPr>
-        <w:t>and phase of the input and outputs were calculated and used to find the DC gain and the time constant shown in Table III.</w:t>
+        <w:t xml:space="preserve">and </w:t>
+      </w:r>
+      <w:proofErr w:type="gramStart"/>
+      <w:r>
+        <w:rPr>
+          <w:color w:val="000000" w:themeColor="text1"/>
+        </w:rPr>
+        <w:t>phase</w:t>
+      </w:r>
+      <w:proofErr w:type="gramEnd"/>
+      <w:r>
+        <w:rPr>
+          <w:color w:val="000000" w:themeColor="text1"/>
+        </w:rPr>
+        <w:t xml:space="preserve"> of the input and outputs were calculated and used to find the DC gain and the time constant shown in Table III.</w:t>
       </w:r>
     </w:p>
     <w:p>
@@ -6255,14 +8637,7 @@
           <w:sz w:val="16"/>
           <w:szCs w:val="16"/>
         </w:rPr>
-        <w:t xml:space="preserve">the Bode Plot values generated from the frequency </w:t>
-      </w:r>
-      <w:r>
-        <w:rPr>
-          <w:sz w:val="16"/>
-          <w:szCs w:val="16"/>
-        </w:rPr>
-        <w:t>response as well as the model frequency responses from the Bode and Step fit.</w:t>
+        <w:t>the Bode Plot values generated from the frequency response as well as the model frequency responses from the Bode and Step fit.</w:t>
       </w:r>
     </w:p>
     <w:p>
@@ -6375,34 +8750,66 @@
           <w:i w:val="0"/>
           <w:iCs w:val="0"/>
         </w:rPr>
-        <w:t xml:space="preserve">order transfer function was generated using two methods. The first method was exciting the system at different frequencies to record the sinusoidal </w:t>
-      </w:r>
+        <w:t xml:space="preserve">order transfer function was generated using two methods. The first method was </w:t>
+      </w:r>
+      <w:proofErr w:type="gramStart"/>
       <w:r>
         <w:rPr>
           <w:i w:val="0"/>
           <w:iCs w:val="0"/>
         </w:rPr>
-        <w:t>response,</w:t>
-      </w:r>
+        <w:t>exciting</w:t>
+      </w:r>
+      <w:proofErr w:type="gramEnd"/>
       <w:r>
         <w:rPr>
           <w:i w:val="0"/>
           <w:iCs w:val="0"/>
         </w:rPr>
-        <w:t xml:space="preserve"> and the second method was providing a repeated step input to observe the systems long term response. </w:t>
+        <w:t xml:space="preserve"> the system at different frequencies to record the sinusoidal </w:t>
       </w:r>
       <w:r>
         <w:rPr>
           <w:i w:val="0"/>
           <w:iCs w:val="0"/>
         </w:rPr>
-        <w:t>Both</w:t>
+        <w:t>response,</w:t>
       </w:r>
       <w:r>
         <w:rPr>
           <w:i w:val="0"/>
           <w:iCs w:val="0"/>
         </w:rPr>
+        <w:t xml:space="preserve"> and the second method was providing a repeated step input to observe the </w:t>
+      </w:r>
+      <w:proofErr w:type="gramStart"/>
+      <w:r>
+        <w:rPr>
+          <w:i w:val="0"/>
+          <w:iCs w:val="0"/>
+        </w:rPr>
+        <w:t>systems</w:t>
+      </w:r>
+      <w:proofErr w:type="gramEnd"/>
+      <w:r>
+        <w:rPr>
+          <w:i w:val="0"/>
+          <w:iCs w:val="0"/>
+        </w:rPr>
+        <w:t xml:space="preserve"> long term response. </w:t>
+      </w:r>
+      <w:r>
+        <w:rPr>
+          <w:i w:val="0"/>
+          <w:iCs w:val="0"/>
+        </w:rPr>
+        <w:t>Both</w:t>
+      </w:r>
+      <w:r>
+        <w:rPr>
+          <w:i w:val="0"/>
+          <w:iCs w:val="0"/>
+        </w:rPr>
         <w:t xml:space="preserve"> methods provided a gain and time constant that could be used to create a transfer function to compare to the raw data.</w:t>
       </w:r>
     </w:p>
@@ -6549,7 +8956,6 @@
           <w:i/>
           <w:iCs/>
         </w:rPr>
-        <w:lastRenderedPageBreak/>
         <w:t>Future Improvement</w:t>
       </w:r>
     </w:p>
@@ -6574,7 +8980,15 @@
         <w:t xml:space="preserve">, the actual voltage could be measured instead of the command to </w:t>
       </w:r>
       <w:r>
-        <w:t xml:space="preserve">improve the input accuracy. The delay between the direction reversals could be factored into the measurements to delay data collection until the system is ready to respond. The step experiment could be conducted on multiple frequencies and amplitudes to confirm the same values of gain and time constant. The frequency experiment could also be performed on more amplitudes to reduce uncertainty in the gain and time constant. </w:t>
+        <w:t xml:space="preserve">improve the input accuracy. The delay between the direction reversals could be factored </w:t>
+      </w:r>
+      <w:proofErr w:type="gramStart"/>
+      <w:r>
+        <w:t>into the measurements</w:t>
+      </w:r>
+      <w:proofErr w:type="gramEnd"/>
+      <w:r>
+        <w:t xml:space="preserve"> to delay data collection until the system is ready to respond. The step experiment could be conducted on multiple frequencies and amplitudes to confirm the same values of gain and time constant. The frequency experiment could also be performed on more amplitudes to reduce uncertainty in the gain and time constant. </w:t>
       </w:r>
     </w:p>
     <w:p>
@@ -7719,7 +10133,7 @@
   <w:style w:type="paragraph" w:default="1" w:styleId="Normal">
     <w:name w:val="Normal"/>
     <w:qFormat/>
-    <w:rsid w:val="003F7A69"/>
+    <w:rsid w:val="00B766EB"/>
     <w:pPr>
       <w:autoSpaceDE w:val="0"/>
       <w:autoSpaceDN w:val="0"/>
